--- a/docpac_12071125/docpac_12071125.docx
+++ b/docpac_12071125/docpac_12071125.docx
@@ -1,6 +1,6 @@
 
 <file path=word/document.xml><?xml version="1.0" encoding="utf-8"?>
-<w:document xmlns:wpc="http://schemas.microsoft.com/office/word/2010/wordprocessingCanvas" xmlns:cx="http://schemas.microsoft.com/office/drawing/2014/chartex" xmlns:cx1="http://schemas.microsoft.com/office/drawing/2015/9/8/chartex" xmlns:cx2="http://schemas.microsoft.com/office/drawing/2015/10/21/chartex" xmlns:cx3="http://schemas.microsoft.com/office/drawing/2016/5/9/chartex" xmlns:cx4="http://schemas.microsoft.com/office/drawing/2016/5/10/chartex" xmlns:cx5="http://schemas.microsoft.com/office/drawing/2016/5/11/chartex" xmlns:cx6="http://schemas.microsoft.com/office/drawing/2016/5/12/chartex" xmlns:cx7="http://schemas.microsoft.com/office/drawing/2016/5/13/chartex" xmlns:cx8="http://schemas.microsoft.com/office/drawing/2016/5/14/chartex" xmlns:mc="http://schemas.openxmlformats.org/markup-compatibility/2006" xmlns:aink="http://schemas.microsoft.com/office/drawing/2016/ink" xmlns:am3d="http://schemas.microsoft.com/office/drawing/2017/model3d" xmlns:o="urn:schemas-microsoft-com:office:office" xmlns:oel="http://schemas.microsoft.com/office/2019/extlst" xmlns:r="http://schemas.openxmlformats.org/officeDocument/2006/relationships" xmlns:m="http://schemas.openxmlformats.org/officeDocument/2006/math" xmlns:v="urn:schemas-microsoft-com:vml" xmlns:wp14="http://schemas.microsoft.com/office/word/2010/wordprocessingDrawing" xmlns:wp="http://schemas.openxmlformats.org/drawingml/2006/wordprocessingDrawing" xmlns:w10="urn:schemas-microsoft-com:office:word" xmlns:w="http://schemas.openxmlformats.org/wordprocessingml/2006/main" xmlns:w14="http://schemas.microsoft.com/office/word/2010/wordml" xmlns:w15="http://schemas.microsoft.com/office/word/2012/wordml" xmlns:w16cex="http://schemas.microsoft.com/office/word/2018/wordml/cex" xmlns:w16cid="http://schemas.microsoft.com/office/word/2016/wordml/cid" xmlns:w16="http://schemas.microsoft.com/office/word/2018/wordml" xmlns:w16du="http://schemas.microsoft.com/office/word/2023/wordml/word16du" xmlns:w16sdtdh="http://schemas.microsoft.com/office/word/2020/wordml/sdtdatahash" xmlns:w16sdtfl="http://schemas.microsoft.com/office/word/2024/wordml/sdtformatlock" xmlns:w16se="http://schemas.microsoft.com/office/word/2015/wordml/symex" xmlns:wpg="http://schemas.microsoft.com/office/word/2010/wordprocessingGroup" xmlns:wpi="http://schemas.microsoft.com/office/word/2010/wordprocessingInk" xmlns:wne="http://schemas.microsoft.com/office/word/2006/wordml" xmlns:wps="http://schemas.microsoft.com/office/word/2010/wordprocessingShape" mc:Ignorable="w14 w15 w16se w16cid w16 w16cex w16sdtdh w16sdtfl w16du wp14">
+<w:document xmlns:wpc="http://schemas.microsoft.com/office/word/2010/wordprocessingCanvas" xmlns:cx="http://schemas.microsoft.com/office/drawing/2014/chartex" xmlns:cx1="http://schemas.microsoft.com/office/drawing/2015/9/8/chartex" xmlns:cx2="http://schemas.microsoft.com/office/drawing/2015/10/21/chartex" xmlns:cx3="http://schemas.microsoft.com/office/drawing/2016/5/9/chartex" xmlns:cx4="http://schemas.microsoft.com/office/drawing/2016/5/10/chartex" xmlns:cx5="http://schemas.microsoft.com/office/drawing/2016/5/11/chartex" xmlns:cx6="http://schemas.microsoft.com/office/drawing/2016/5/12/chartex" xmlns:cx7="http://schemas.microsoft.com/office/drawing/2016/5/13/chartex" xmlns:cx8="http://schemas.microsoft.com/office/drawing/2016/5/14/chartex" xmlns:mc="http://schemas.openxmlformats.org/markup-compatibility/2006" xmlns:aink="http://schemas.microsoft.com/office/drawing/2016/ink" xmlns:am3d="http://schemas.microsoft.com/office/drawing/2017/model3d" xmlns:o="urn:schemas-microsoft-com:office:office" xmlns:r="http://schemas.openxmlformats.org/officeDocument/2006/relationships" xmlns:m="http://schemas.openxmlformats.org/officeDocument/2006/math" xmlns:v="urn:schemas-microsoft-com:vml" xmlns:wp14="http://schemas.microsoft.com/office/word/2010/wordprocessingDrawing" xmlns:wp="http://schemas.openxmlformats.org/drawingml/2006/wordprocessingDrawing" xmlns:w10="urn:schemas-microsoft-com:office:word" xmlns:w="http://schemas.openxmlformats.org/wordprocessingml/2006/main" xmlns:w14="http://schemas.microsoft.com/office/word/2010/wordml" xmlns:w15="http://schemas.microsoft.com/office/word/2012/wordml" xmlns:w16cex="http://schemas.microsoft.com/office/word/2018/wordml/cex" xmlns:w16cid="http://schemas.microsoft.com/office/word/2016/wordml/cid" xmlns:w16="http://schemas.microsoft.com/office/word/2018/wordml" xmlns:w16sdtdh="http://schemas.microsoft.com/office/word/2020/wordml/sdtdatahash" xmlns:w16se="http://schemas.microsoft.com/office/word/2015/wordml/symex" xmlns:wpg="http://schemas.microsoft.com/office/word/2010/wordprocessingGroup" xmlns:wpi="http://schemas.microsoft.com/office/word/2010/wordprocessingInk" xmlns:wne="http://schemas.microsoft.com/office/word/2006/wordml" xmlns:wps="http://schemas.microsoft.com/office/word/2010/wordprocessingShape" mc:Ignorable="w14 w15 w16se w16cid w16 w16cex w16sdtdh wp14">
   <w:body>
     <w:p>
       <w:pPr>
@@ -18,7 +18,6 @@
         </w:rPr>
         <w:t xml:space="preserve">Documentation Packet </w:t>
       </w:r>
-      <w:proofErr w:type="gramStart"/>
       <w:r>
         <w:rPr>
           <w:b/>
@@ -46,7 +45,6 @@
         </w:rPr>
         <w:t>2</w:t>
       </w:r>
-      <w:proofErr w:type="gramEnd"/>
       <w:r>
         <w:rPr>
           <w:b/>
@@ -99,17 +97,7 @@
           <w:sz w:val="28"/>
           <w:szCs w:val="28"/>
         </w:rPr>
-        <w:t xml:space="preserve"> </w:t>
-      </w:r>
-      <w:proofErr w:type="gramStart"/>
-      <w:r>
-        <w:rPr>
-          <w:b/>
-          <w:i/>
-          <w:sz w:val="28"/>
-          <w:szCs w:val="28"/>
-        </w:rPr>
-        <w:t>2</w:t>
+        <w:t xml:space="preserve"> 2</w:t>
       </w:r>
       <w:r>
         <w:rPr>
@@ -129,7 +117,6 @@
         </w:rPr>
         <w:t xml:space="preserve"> ]</w:t>
       </w:r>
-      <w:proofErr w:type="gramEnd"/>
       <w:r>
         <w:rPr>
           <w:b/>
@@ -158,7 +145,6 @@
         </w:rPr>
         <w:t>th</w:t>
       </w:r>
-      <w:proofErr w:type="gramStart"/>
       <w:r>
         <w:rPr>
           <w:b/>
@@ -168,7 +154,6 @@
         </w:rPr>
         <w:t xml:space="preserve"> 2025</w:t>
       </w:r>
-      <w:proofErr w:type="gramEnd"/>
     </w:p>
     <w:tbl>
       <w:tblPr>
@@ -258,6 +243,7 @@
           <w:p>
             <w:pPr>
               <w:pStyle w:val="Heading1"/>
+              <w:outlineLvl w:val="0"/>
             </w:pPr>
             <w:r>
               <w:t>Goals:</w:t>
@@ -312,6 +298,7 @@
           <w:p>
             <w:pPr>
               <w:pStyle w:val="Heading1"/>
+              <w:outlineLvl w:val="0"/>
             </w:pPr>
             <w:r>
               <w:t>Events:</w:t>
@@ -356,6 +343,7 @@
           <w:p>
             <w:pPr>
               <w:pStyle w:val="Heading1"/>
+              <w:outlineLvl w:val="0"/>
             </w:pPr>
             <w:r>
               <w:t>Included Documentation</w:t>
@@ -411,6 +399,7 @@
           <w:p>
             <w:pPr>
               <w:pStyle w:val="Heading1"/>
+              <w:outlineLvl w:val="0"/>
             </w:pPr>
             <w:r>
               <w:t>Required Documentation:</w:t>
@@ -482,6 +471,7 @@
           <w:p>
             <w:pPr>
               <w:pStyle w:val="Heading1"/>
+              <w:outlineLvl w:val="0"/>
             </w:pPr>
             <w:r>
               <w:t>Changes/Notes:</w:t>
@@ -568,15 +558,7 @@
     </w:p>
     <w:p>
       <w:r>
-        <w:t xml:space="preserve">Take an additional week to complete your game. If it was already done, polish and bug fix </w:t>
-      </w:r>
-      <w:proofErr w:type="gramStart"/>
-      <w:r>
-        <w:t>it, and</w:t>
-      </w:r>
-      <w:proofErr w:type="gramEnd"/>
-      <w:r>
-        <w:t xml:space="preserve"> add extra features (hit the bonus steps if you can).</w:t>
+        <w:t>Take an additional week to complete your game. If it was already done, polish and bug fix it, and add extra features (hit the bonus steps if you can).</w:t>
       </w:r>
     </w:p>
     <w:p>
@@ -589,7 +571,6 @@
     </w:p>
     <w:p>
       <w:pPr>
-        <w:spacing w:before="240"/>
         <w:rPr>
           <w:b/>
         </w:rPr>
@@ -599,19 +580,6 @@
           <w:b/>
         </w:rPr>
         <w:lastRenderedPageBreak/>
-        <w:t>This page will be populated later in the week.</w:t>
-      </w:r>
-    </w:p>
-    <w:p>
-      <w:pPr>
-        <w:rPr>
-          <w:b/>
-        </w:rPr>
-      </w:pPr>
-      <w:r>
-        <w:rPr>
-          <w:b/>
-        </w:rPr>
         <w:br w:type="page"/>
       </w:r>
     </w:p>
@@ -638,35 +606,7 @@
         <w:rPr>
           <w:b/>
         </w:rPr>
-        <w:t xml:space="preserve">How </w:t>
-      </w:r>
-      <w:proofErr w:type="gramStart"/>
-      <w:r>
-        <w:rPr>
-          <w:b/>
-        </w:rPr>
-        <w:t>much</w:t>
-      </w:r>
-      <w:proofErr w:type="gramEnd"/>
-      <w:r>
-        <w:rPr>
-          <w:b/>
-        </w:rPr>
-        <w:t xml:space="preserve"> of this year’s lessons were you able to recall </w:t>
-      </w:r>
-      <w:proofErr w:type="gramStart"/>
-      <w:r>
-        <w:rPr>
-          <w:b/>
-        </w:rPr>
-        <w:t>to make</w:t>
-      </w:r>
-      <w:proofErr w:type="gramEnd"/>
-      <w:r>
-        <w:rPr>
-          <w:b/>
-        </w:rPr>
-        <w:t xml:space="preserve"> this week’s project? What can you do to reinforce what you have forgotten?</w:t>
+        <w:t>How much of this year’s lessons were you able to recall to make this week’s project? What can you do to reinforce what you have forgotten?</w:t>
       </w:r>
     </w:p>
     <w:tbl>
@@ -1268,21 +1208,7 @@
         <w:rPr>
           <w:b/>
         </w:rPr>
-        <w:t xml:space="preserve">What difference did having templates projects or </w:t>
-      </w:r>
-      <w:proofErr w:type="gramStart"/>
-      <w:r>
-        <w:rPr>
-          <w:b/>
-        </w:rPr>
-        <w:t>you</w:t>
-      </w:r>
-      <w:proofErr w:type="gramEnd"/>
-      <w:r>
-        <w:rPr>
-          <w:b/>
-        </w:rPr>
-        <w:t xml:space="preserve"> boilerplate make on the speed of which you accomplished your work? Justify.</w:t>
+        <w:t>What difference did having templates projects or you boilerplate make on the speed of which you accomplished your work? Justify.</w:t>
       </w:r>
     </w:p>
     <w:tbl>
@@ -2800,45 +2726,23 @@
       <w:r>
         <w:t xml:space="preserve"> Scrum </w:t>
       </w:r>
-      <w:proofErr w:type="gramStart"/>
       <w:r>
         <w:rPr>
           <w:sz w:val="22"/>
         </w:rPr>
-        <w:t>Company:_</w:t>
-      </w:r>
-      <w:proofErr w:type="gramEnd"/>
-      <w:r>
-        <w:rPr>
-          <w:sz w:val="22"/>
-        </w:rPr>
-        <w:t>_______________________</w:t>
+        <w:t>Company:________________________</w:t>
       </w:r>
       <w:r>
         <w:rPr>
           <w:sz w:val="22"/>
         </w:rPr>
-        <w:t xml:space="preserve"> </w:t>
-      </w:r>
-      <w:proofErr w:type="gramStart"/>
-      <w:r>
-        <w:rPr>
-          <w:sz w:val="22"/>
-        </w:rPr>
-        <w:t>Issue</w:t>
+        <w:t xml:space="preserve"> Issue</w:t>
       </w:r>
       <w:r>
         <w:rPr>
           <w:sz w:val="22"/>
         </w:rPr>
-        <w:t>:_</w:t>
-      </w:r>
-      <w:proofErr w:type="gramEnd"/>
-      <w:r>
-        <w:rPr>
-          <w:sz w:val="22"/>
-        </w:rPr>
-        <w:t>_______________________</w:t>
+        <w:t>:________________________</w:t>
       </w:r>
     </w:p>
     <w:tbl>
@@ -3495,7 +3399,7 @@
 </file>
 
 <file path=word/endnotes.xml><?xml version="1.0" encoding="utf-8"?>
-<w:endnotes xmlns:wpc="http://schemas.microsoft.com/office/word/2010/wordprocessingCanvas" xmlns:cx="http://schemas.microsoft.com/office/drawing/2014/chartex" xmlns:cx1="http://schemas.microsoft.com/office/drawing/2015/9/8/chartex" xmlns:cx2="http://schemas.microsoft.com/office/drawing/2015/10/21/chartex" xmlns:cx3="http://schemas.microsoft.com/office/drawing/2016/5/9/chartex" xmlns:cx4="http://schemas.microsoft.com/office/drawing/2016/5/10/chartex" xmlns:cx5="http://schemas.microsoft.com/office/drawing/2016/5/11/chartex" xmlns:cx6="http://schemas.microsoft.com/office/drawing/2016/5/12/chartex" xmlns:cx7="http://schemas.microsoft.com/office/drawing/2016/5/13/chartex" xmlns:cx8="http://schemas.microsoft.com/office/drawing/2016/5/14/chartex" xmlns:mc="http://schemas.openxmlformats.org/markup-compatibility/2006" xmlns:aink="http://schemas.microsoft.com/office/drawing/2016/ink" xmlns:am3d="http://schemas.microsoft.com/office/drawing/2017/model3d" xmlns:o="urn:schemas-microsoft-com:office:office" xmlns:oel="http://schemas.microsoft.com/office/2019/extlst" xmlns:r="http://schemas.openxmlformats.org/officeDocument/2006/relationships" xmlns:m="http://schemas.openxmlformats.org/officeDocument/2006/math" xmlns:v="urn:schemas-microsoft-com:vml" xmlns:wp14="http://schemas.microsoft.com/office/word/2010/wordprocessingDrawing" xmlns:wp="http://schemas.openxmlformats.org/drawingml/2006/wordprocessingDrawing" xmlns:w10="urn:schemas-microsoft-com:office:word" xmlns:w="http://schemas.openxmlformats.org/wordprocessingml/2006/main" xmlns:w14="http://schemas.microsoft.com/office/word/2010/wordml" xmlns:w15="http://schemas.microsoft.com/office/word/2012/wordml" xmlns:w16cex="http://schemas.microsoft.com/office/word/2018/wordml/cex" xmlns:w16cid="http://schemas.microsoft.com/office/word/2016/wordml/cid" xmlns:w16="http://schemas.microsoft.com/office/word/2018/wordml" xmlns:w16du="http://schemas.microsoft.com/office/word/2023/wordml/word16du" xmlns:w16sdtdh="http://schemas.microsoft.com/office/word/2020/wordml/sdtdatahash" xmlns:w16sdtfl="http://schemas.microsoft.com/office/word/2024/wordml/sdtformatlock" xmlns:w16se="http://schemas.microsoft.com/office/word/2015/wordml/symex" xmlns:wpg="http://schemas.microsoft.com/office/word/2010/wordprocessingGroup" xmlns:wpi="http://schemas.microsoft.com/office/word/2010/wordprocessingInk" xmlns:wne="http://schemas.microsoft.com/office/word/2006/wordml" xmlns:wps="http://schemas.microsoft.com/office/word/2010/wordprocessingShape" mc:Ignorable="w14 w15 w16se w16cid w16 w16cex w16sdtdh w16sdtfl w16du wp14">
+<w:endnotes xmlns:wpc="http://schemas.microsoft.com/office/word/2010/wordprocessingCanvas" xmlns:cx="http://schemas.microsoft.com/office/drawing/2014/chartex" xmlns:cx1="http://schemas.microsoft.com/office/drawing/2015/9/8/chartex" xmlns:cx2="http://schemas.microsoft.com/office/drawing/2015/10/21/chartex" xmlns:cx3="http://schemas.microsoft.com/office/drawing/2016/5/9/chartex" xmlns:cx4="http://schemas.microsoft.com/office/drawing/2016/5/10/chartex" xmlns:cx5="http://schemas.microsoft.com/office/drawing/2016/5/11/chartex" xmlns:cx6="http://schemas.microsoft.com/office/drawing/2016/5/12/chartex" xmlns:cx7="http://schemas.microsoft.com/office/drawing/2016/5/13/chartex" xmlns:cx8="http://schemas.microsoft.com/office/drawing/2016/5/14/chartex" xmlns:mc="http://schemas.openxmlformats.org/markup-compatibility/2006" xmlns:aink="http://schemas.microsoft.com/office/drawing/2016/ink" xmlns:am3d="http://schemas.microsoft.com/office/drawing/2017/model3d" xmlns:o="urn:schemas-microsoft-com:office:office" xmlns:r="http://schemas.openxmlformats.org/officeDocument/2006/relationships" xmlns:m="http://schemas.openxmlformats.org/officeDocument/2006/math" xmlns:v="urn:schemas-microsoft-com:vml" xmlns:wp14="http://schemas.microsoft.com/office/word/2010/wordprocessingDrawing" xmlns:wp="http://schemas.openxmlformats.org/drawingml/2006/wordprocessingDrawing" xmlns:w10="urn:schemas-microsoft-com:office:word" xmlns:w="http://schemas.openxmlformats.org/wordprocessingml/2006/main" xmlns:w14="http://schemas.microsoft.com/office/word/2010/wordml" xmlns:w15="http://schemas.microsoft.com/office/word/2012/wordml" xmlns:w16cex="http://schemas.microsoft.com/office/word/2018/wordml/cex" xmlns:w16cid="http://schemas.microsoft.com/office/word/2016/wordml/cid" xmlns:w16="http://schemas.microsoft.com/office/word/2018/wordml" xmlns:w16sdtdh="http://schemas.microsoft.com/office/word/2020/wordml/sdtdatahash" xmlns:w16se="http://schemas.microsoft.com/office/word/2015/wordml/symex" xmlns:wpg="http://schemas.microsoft.com/office/word/2010/wordprocessingGroup" xmlns:wpi="http://schemas.microsoft.com/office/word/2010/wordprocessingInk" xmlns:wne="http://schemas.microsoft.com/office/word/2006/wordml" xmlns:wps="http://schemas.microsoft.com/office/word/2010/wordprocessingShape" mc:Ignorable="w14 w15 w16se w16cid w16 w16cex w16sdtdh wp14">
   <w:endnote w:type="separator" w:id="-1">
     <w:p>
       <w:pPr>
@@ -3527,7 +3431,7 @@
 </file>
 
 <file path=word/footer1.xml><?xml version="1.0" encoding="utf-8"?>
-<w:ftr xmlns:wpc="http://schemas.microsoft.com/office/word/2010/wordprocessingCanvas" xmlns:cx="http://schemas.microsoft.com/office/drawing/2014/chartex" xmlns:cx1="http://schemas.microsoft.com/office/drawing/2015/9/8/chartex" xmlns:cx2="http://schemas.microsoft.com/office/drawing/2015/10/21/chartex" xmlns:cx3="http://schemas.microsoft.com/office/drawing/2016/5/9/chartex" xmlns:cx4="http://schemas.microsoft.com/office/drawing/2016/5/10/chartex" xmlns:cx5="http://schemas.microsoft.com/office/drawing/2016/5/11/chartex" xmlns:cx6="http://schemas.microsoft.com/office/drawing/2016/5/12/chartex" xmlns:cx7="http://schemas.microsoft.com/office/drawing/2016/5/13/chartex" xmlns:cx8="http://schemas.microsoft.com/office/drawing/2016/5/14/chartex" xmlns:mc="http://schemas.openxmlformats.org/markup-compatibility/2006" xmlns:aink="http://schemas.microsoft.com/office/drawing/2016/ink" xmlns:am3d="http://schemas.microsoft.com/office/drawing/2017/model3d" xmlns:o="urn:schemas-microsoft-com:office:office" xmlns:oel="http://schemas.microsoft.com/office/2019/extlst" xmlns:r="http://schemas.openxmlformats.org/officeDocument/2006/relationships" xmlns:m="http://schemas.openxmlformats.org/officeDocument/2006/math" xmlns:v="urn:schemas-microsoft-com:vml" xmlns:wp14="http://schemas.microsoft.com/office/word/2010/wordprocessingDrawing" xmlns:wp="http://schemas.openxmlformats.org/drawingml/2006/wordprocessingDrawing" xmlns:w10="urn:schemas-microsoft-com:office:word" xmlns:w="http://schemas.openxmlformats.org/wordprocessingml/2006/main" xmlns:w14="http://schemas.microsoft.com/office/word/2010/wordml" xmlns:w15="http://schemas.microsoft.com/office/word/2012/wordml" xmlns:w16cex="http://schemas.microsoft.com/office/word/2018/wordml/cex" xmlns:w16cid="http://schemas.microsoft.com/office/word/2016/wordml/cid" xmlns:w16="http://schemas.microsoft.com/office/word/2018/wordml" xmlns:w16du="http://schemas.microsoft.com/office/word/2023/wordml/word16du" xmlns:w16sdtdh="http://schemas.microsoft.com/office/word/2020/wordml/sdtdatahash" xmlns:w16sdtfl="http://schemas.microsoft.com/office/word/2024/wordml/sdtformatlock" xmlns:w16se="http://schemas.microsoft.com/office/word/2015/wordml/symex" xmlns:wpg="http://schemas.microsoft.com/office/word/2010/wordprocessingGroup" xmlns:wpi="http://schemas.microsoft.com/office/word/2010/wordprocessingInk" xmlns:wne="http://schemas.microsoft.com/office/word/2006/wordml" xmlns:wps="http://schemas.microsoft.com/office/word/2010/wordprocessingShape" mc:Ignorable="w14 w15 w16se w16cid w16 w16cex w16sdtdh w16sdtfl w16du wp14">
+<w:ftr xmlns:wpc="http://schemas.microsoft.com/office/word/2010/wordprocessingCanvas" xmlns:cx="http://schemas.microsoft.com/office/drawing/2014/chartex" xmlns:cx1="http://schemas.microsoft.com/office/drawing/2015/9/8/chartex" xmlns:cx2="http://schemas.microsoft.com/office/drawing/2015/10/21/chartex" xmlns:cx3="http://schemas.microsoft.com/office/drawing/2016/5/9/chartex" xmlns:cx4="http://schemas.microsoft.com/office/drawing/2016/5/10/chartex" xmlns:cx5="http://schemas.microsoft.com/office/drawing/2016/5/11/chartex" xmlns:cx6="http://schemas.microsoft.com/office/drawing/2016/5/12/chartex" xmlns:cx7="http://schemas.microsoft.com/office/drawing/2016/5/13/chartex" xmlns:cx8="http://schemas.microsoft.com/office/drawing/2016/5/14/chartex" xmlns:mc="http://schemas.openxmlformats.org/markup-compatibility/2006" xmlns:aink="http://schemas.microsoft.com/office/drawing/2016/ink" xmlns:am3d="http://schemas.microsoft.com/office/drawing/2017/model3d" xmlns:o="urn:schemas-microsoft-com:office:office" xmlns:r="http://schemas.openxmlformats.org/officeDocument/2006/relationships" xmlns:m="http://schemas.openxmlformats.org/officeDocument/2006/math" xmlns:v="urn:schemas-microsoft-com:vml" xmlns:wp14="http://schemas.microsoft.com/office/word/2010/wordprocessingDrawing" xmlns:wp="http://schemas.openxmlformats.org/drawingml/2006/wordprocessingDrawing" xmlns:w10="urn:schemas-microsoft-com:office:word" xmlns:w="http://schemas.openxmlformats.org/wordprocessingml/2006/main" xmlns:w14="http://schemas.microsoft.com/office/word/2010/wordml" xmlns:w15="http://schemas.microsoft.com/office/word/2012/wordml" xmlns:w16cex="http://schemas.microsoft.com/office/word/2018/wordml/cex" xmlns:w16cid="http://schemas.microsoft.com/office/word/2016/wordml/cid" xmlns:w16="http://schemas.microsoft.com/office/word/2018/wordml" xmlns:w16sdtdh="http://schemas.microsoft.com/office/word/2020/wordml/sdtdatahash" xmlns:w16se="http://schemas.microsoft.com/office/word/2015/wordml/symex" xmlns:wpg="http://schemas.microsoft.com/office/word/2010/wordprocessingGroup" xmlns:wpi="http://schemas.microsoft.com/office/word/2010/wordprocessingInk" xmlns:wne="http://schemas.microsoft.com/office/word/2006/wordml" xmlns:wps="http://schemas.microsoft.com/office/word/2010/wordprocessingShape" mc:Ignorable="w14 w15 w16se w16cid w16 w16cex w16sdtdh wp14">
   <w:p>
     <w:pPr>
       <w:widowControl w:val="0"/>
@@ -3841,7 +3745,7 @@
 </file>
 
 <file path=word/footnotes.xml><?xml version="1.0" encoding="utf-8"?>
-<w:footnotes xmlns:wpc="http://schemas.microsoft.com/office/word/2010/wordprocessingCanvas" xmlns:cx="http://schemas.microsoft.com/office/drawing/2014/chartex" xmlns:cx1="http://schemas.microsoft.com/office/drawing/2015/9/8/chartex" xmlns:cx2="http://schemas.microsoft.com/office/drawing/2015/10/21/chartex" xmlns:cx3="http://schemas.microsoft.com/office/drawing/2016/5/9/chartex" xmlns:cx4="http://schemas.microsoft.com/office/drawing/2016/5/10/chartex" xmlns:cx5="http://schemas.microsoft.com/office/drawing/2016/5/11/chartex" xmlns:cx6="http://schemas.microsoft.com/office/drawing/2016/5/12/chartex" xmlns:cx7="http://schemas.microsoft.com/office/drawing/2016/5/13/chartex" xmlns:cx8="http://schemas.microsoft.com/office/drawing/2016/5/14/chartex" xmlns:mc="http://schemas.openxmlformats.org/markup-compatibility/2006" xmlns:aink="http://schemas.microsoft.com/office/drawing/2016/ink" xmlns:am3d="http://schemas.microsoft.com/office/drawing/2017/model3d" xmlns:o="urn:schemas-microsoft-com:office:office" xmlns:oel="http://schemas.microsoft.com/office/2019/extlst" xmlns:r="http://schemas.openxmlformats.org/officeDocument/2006/relationships" xmlns:m="http://schemas.openxmlformats.org/officeDocument/2006/math" xmlns:v="urn:schemas-microsoft-com:vml" xmlns:wp14="http://schemas.microsoft.com/office/word/2010/wordprocessingDrawing" xmlns:wp="http://schemas.openxmlformats.org/drawingml/2006/wordprocessingDrawing" xmlns:w10="urn:schemas-microsoft-com:office:word" xmlns:w="http://schemas.openxmlformats.org/wordprocessingml/2006/main" xmlns:w14="http://schemas.microsoft.com/office/word/2010/wordml" xmlns:w15="http://schemas.microsoft.com/office/word/2012/wordml" xmlns:w16cex="http://schemas.microsoft.com/office/word/2018/wordml/cex" xmlns:w16cid="http://schemas.microsoft.com/office/word/2016/wordml/cid" xmlns:w16="http://schemas.microsoft.com/office/word/2018/wordml" xmlns:w16du="http://schemas.microsoft.com/office/word/2023/wordml/word16du" xmlns:w16sdtdh="http://schemas.microsoft.com/office/word/2020/wordml/sdtdatahash" xmlns:w16sdtfl="http://schemas.microsoft.com/office/word/2024/wordml/sdtformatlock" xmlns:w16se="http://schemas.microsoft.com/office/word/2015/wordml/symex" xmlns:wpg="http://schemas.microsoft.com/office/word/2010/wordprocessingGroup" xmlns:wpi="http://schemas.microsoft.com/office/word/2010/wordprocessingInk" xmlns:wne="http://schemas.microsoft.com/office/word/2006/wordml" xmlns:wps="http://schemas.microsoft.com/office/word/2010/wordprocessingShape" mc:Ignorable="w14 w15 w16se w16cid w16 w16cex w16sdtdh w16sdtfl w16du wp14">
+<w:footnotes xmlns:wpc="http://schemas.microsoft.com/office/word/2010/wordprocessingCanvas" xmlns:cx="http://schemas.microsoft.com/office/drawing/2014/chartex" xmlns:cx1="http://schemas.microsoft.com/office/drawing/2015/9/8/chartex" xmlns:cx2="http://schemas.microsoft.com/office/drawing/2015/10/21/chartex" xmlns:cx3="http://schemas.microsoft.com/office/drawing/2016/5/9/chartex" xmlns:cx4="http://schemas.microsoft.com/office/drawing/2016/5/10/chartex" xmlns:cx5="http://schemas.microsoft.com/office/drawing/2016/5/11/chartex" xmlns:cx6="http://schemas.microsoft.com/office/drawing/2016/5/12/chartex" xmlns:cx7="http://schemas.microsoft.com/office/drawing/2016/5/13/chartex" xmlns:cx8="http://schemas.microsoft.com/office/drawing/2016/5/14/chartex" xmlns:mc="http://schemas.openxmlformats.org/markup-compatibility/2006" xmlns:aink="http://schemas.microsoft.com/office/drawing/2016/ink" xmlns:am3d="http://schemas.microsoft.com/office/drawing/2017/model3d" xmlns:o="urn:schemas-microsoft-com:office:office" xmlns:r="http://schemas.openxmlformats.org/officeDocument/2006/relationships" xmlns:m="http://schemas.openxmlformats.org/officeDocument/2006/math" xmlns:v="urn:schemas-microsoft-com:vml" xmlns:wp14="http://schemas.microsoft.com/office/word/2010/wordprocessingDrawing" xmlns:wp="http://schemas.openxmlformats.org/drawingml/2006/wordprocessingDrawing" xmlns:w10="urn:schemas-microsoft-com:office:word" xmlns:w="http://schemas.openxmlformats.org/wordprocessingml/2006/main" xmlns:w14="http://schemas.microsoft.com/office/word/2010/wordml" xmlns:w15="http://schemas.microsoft.com/office/word/2012/wordml" xmlns:w16cex="http://schemas.microsoft.com/office/word/2018/wordml/cex" xmlns:w16cid="http://schemas.microsoft.com/office/word/2016/wordml/cid" xmlns:w16="http://schemas.microsoft.com/office/word/2018/wordml" xmlns:w16sdtdh="http://schemas.microsoft.com/office/word/2020/wordml/sdtdatahash" xmlns:w16se="http://schemas.microsoft.com/office/word/2015/wordml/symex" xmlns:wpg="http://schemas.microsoft.com/office/word/2010/wordprocessingGroup" xmlns:wpi="http://schemas.microsoft.com/office/word/2010/wordprocessingInk" xmlns:wne="http://schemas.microsoft.com/office/word/2006/wordml" xmlns:wps="http://schemas.microsoft.com/office/word/2010/wordprocessingShape" mc:Ignorable="w14 w15 w16se w16cid w16 w16cex w16sdtdh wp14">
   <w:footnote w:type="separator" w:id="-1">
     <w:p>
       <w:pPr>
@@ -3873,7 +3777,7 @@
 </file>
 
 <file path=word/numbering.xml><?xml version="1.0" encoding="utf-8"?>
-<w:numbering xmlns:wpc="http://schemas.microsoft.com/office/word/2010/wordprocessingCanvas" xmlns:cx="http://schemas.microsoft.com/office/drawing/2014/chartex" xmlns:cx1="http://schemas.microsoft.com/office/drawing/2015/9/8/chartex" xmlns:cx2="http://schemas.microsoft.com/office/drawing/2015/10/21/chartex" xmlns:cx3="http://schemas.microsoft.com/office/drawing/2016/5/9/chartex" xmlns:cx4="http://schemas.microsoft.com/office/drawing/2016/5/10/chartex" xmlns:cx5="http://schemas.microsoft.com/office/drawing/2016/5/11/chartex" xmlns:cx6="http://schemas.microsoft.com/office/drawing/2016/5/12/chartex" xmlns:cx7="http://schemas.microsoft.com/office/drawing/2016/5/13/chartex" xmlns:cx8="http://schemas.microsoft.com/office/drawing/2016/5/14/chartex" xmlns:mc="http://schemas.openxmlformats.org/markup-compatibility/2006" xmlns:aink="http://schemas.microsoft.com/office/drawing/2016/ink" xmlns:am3d="http://schemas.microsoft.com/office/drawing/2017/model3d" xmlns:o="urn:schemas-microsoft-com:office:office" xmlns:oel="http://schemas.microsoft.com/office/2019/extlst" xmlns:r="http://schemas.openxmlformats.org/officeDocument/2006/relationships" xmlns:m="http://schemas.openxmlformats.org/officeDocument/2006/math" xmlns:v="urn:schemas-microsoft-com:vml" xmlns:wp14="http://schemas.microsoft.com/office/word/2010/wordprocessingDrawing" xmlns:wp="http://schemas.openxmlformats.org/drawingml/2006/wordprocessingDrawing" xmlns:w10="urn:schemas-microsoft-com:office:word" xmlns:w="http://schemas.openxmlformats.org/wordprocessingml/2006/main" xmlns:w14="http://schemas.microsoft.com/office/word/2010/wordml" xmlns:w15="http://schemas.microsoft.com/office/word/2012/wordml" xmlns:w16cex="http://schemas.microsoft.com/office/word/2018/wordml/cex" xmlns:w16cid="http://schemas.microsoft.com/office/word/2016/wordml/cid" xmlns:w16="http://schemas.microsoft.com/office/word/2018/wordml" xmlns:w16du="http://schemas.microsoft.com/office/word/2023/wordml/word16du" xmlns:w16sdtdh="http://schemas.microsoft.com/office/word/2020/wordml/sdtdatahash" xmlns:w16sdtfl="http://schemas.microsoft.com/office/word/2024/wordml/sdtformatlock" xmlns:w16se="http://schemas.microsoft.com/office/word/2015/wordml/symex" xmlns:wpg="http://schemas.microsoft.com/office/word/2010/wordprocessingGroup" xmlns:wpi="http://schemas.microsoft.com/office/word/2010/wordprocessingInk" xmlns:wne="http://schemas.microsoft.com/office/word/2006/wordml" xmlns:wps="http://schemas.microsoft.com/office/word/2010/wordprocessingShape" mc:Ignorable="w14 w15 w16se w16cid w16 w16cex w16sdtdh w16sdtfl w16du wp14">
+<w:numbering xmlns:wpc="http://schemas.microsoft.com/office/word/2010/wordprocessingCanvas" xmlns:cx="http://schemas.microsoft.com/office/drawing/2014/chartex" xmlns:cx1="http://schemas.microsoft.com/office/drawing/2015/9/8/chartex" xmlns:cx2="http://schemas.microsoft.com/office/drawing/2015/10/21/chartex" xmlns:cx3="http://schemas.microsoft.com/office/drawing/2016/5/9/chartex" xmlns:cx4="http://schemas.microsoft.com/office/drawing/2016/5/10/chartex" xmlns:cx5="http://schemas.microsoft.com/office/drawing/2016/5/11/chartex" xmlns:cx6="http://schemas.microsoft.com/office/drawing/2016/5/12/chartex" xmlns:cx7="http://schemas.microsoft.com/office/drawing/2016/5/13/chartex" xmlns:cx8="http://schemas.microsoft.com/office/drawing/2016/5/14/chartex" xmlns:mc="http://schemas.openxmlformats.org/markup-compatibility/2006" xmlns:aink="http://schemas.microsoft.com/office/drawing/2016/ink" xmlns:am3d="http://schemas.microsoft.com/office/drawing/2017/model3d" xmlns:o="urn:schemas-microsoft-com:office:office" xmlns:r="http://schemas.openxmlformats.org/officeDocument/2006/relationships" xmlns:m="http://schemas.openxmlformats.org/officeDocument/2006/math" xmlns:v="urn:schemas-microsoft-com:vml" xmlns:wp14="http://schemas.microsoft.com/office/word/2010/wordprocessingDrawing" xmlns:wp="http://schemas.openxmlformats.org/drawingml/2006/wordprocessingDrawing" xmlns:w10="urn:schemas-microsoft-com:office:word" xmlns:w="http://schemas.openxmlformats.org/wordprocessingml/2006/main" xmlns:w14="http://schemas.microsoft.com/office/word/2010/wordml" xmlns:w15="http://schemas.microsoft.com/office/word/2012/wordml" xmlns:w16cex="http://schemas.microsoft.com/office/word/2018/wordml/cex" xmlns:w16cid="http://schemas.microsoft.com/office/word/2016/wordml/cid" xmlns:w16="http://schemas.microsoft.com/office/word/2018/wordml" xmlns:w16sdtdh="http://schemas.microsoft.com/office/word/2020/wordml/sdtdatahash" xmlns:w16se="http://schemas.microsoft.com/office/word/2015/wordml/symex" xmlns:wpg="http://schemas.microsoft.com/office/word/2010/wordprocessingGroup" xmlns:wpi="http://schemas.microsoft.com/office/word/2010/wordprocessingInk" xmlns:wne="http://schemas.microsoft.com/office/word/2006/wordml" xmlns:wps="http://schemas.microsoft.com/office/word/2010/wordprocessingShape" mc:Ignorable="w14 w15 w16se w16cid w16 w16cex w16sdtdh wp14">
   <w:abstractNum w:abstractNumId="0" w15:restartNumberingAfterBreak="0">
     <w:nsid w:val="01302FA2"/>
     <w:multiLevelType w:val="hybridMultilevel"/>
@@ -4551,25 +4455,25 @@
       </w:pPr>
     </w:lvl>
   </w:abstractNum>
-  <w:num w:numId="1" w16cid:durableId="1177764652">
+  <w:num w:numId="1">
     <w:abstractNumId w:val="2"/>
   </w:num>
-  <w:num w:numId="2" w16cid:durableId="1353142052">
+  <w:num w:numId="2">
     <w:abstractNumId w:val="5"/>
   </w:num>
-  <w:num w:numId="3" w16cid:durableId="1183469044">
+  <w:num w:numId="3">
     <w:abstractNumId w:val="3"/>
   </w:num>
-  <w:num w:numId="4" w16cid:durableId="485971576">
+  <w:num w:numId="4">
     <w:abstractNumId w:val="1"/>
   </w:num>
-  <w:num w:numId="5" w16cid:durableId="1929851513">
+  <w:num w:numId="5">
     <w:abstractNumId w:val="0"/>
   </w:num>
-  <w:num w:numId="6" w16cid:durableId="1322150988">
+  <w:num w:numId="6">
     <w:abstractNumId w:val="4"/>
   </w:num>
-  <w:num w:numId="7" w16cid:durableId="1576163521">
+  <w:num w:numId="7">
     <w:abstractNumId w:val="6"/>
   </w:num>
   <w:numIdMacAtCleanup w:val="7"/>
@@ -4577,7 +4481,7 @@
 </file>
 
 <file path=word/styles.xml><?xml version="1.0" encoding="utf-8"?>
-<w:styles xmlns:mc="http://schemas.openxmlformats.org/markup-compatibility/2006" xmlns:r="http://schemas.openxmlformats.org/officeDocument/2006/relationships" xmlns:w="http://schemas.openxmlformats.org/wordprocessingml/2006/main" xmlns:w14="http://schemas.microsoft.com/office/word/2010/wordml" xmlns:w15="http://schemas.microsoft.com/office/word/2012/wordml" xmlns:w16cex="http://schemas.microsoft.com/office/word/2018/wordml/cex" xmlns:w16cid="http://schemas.microsoft.com/office/word/2016/wordml/cid" xmlns:w16="http://schemas.microsoft.com/office/word/2018/wordml" xmlns:w16du="http://schemas.microsoft.com/office/word/2023/wordml/word16du" xmlns:w16sdtdh="http://schemas.microsoft.com/office/word/2020/wordml/sdtdatahash" xmlns:w16sdtfl="http://schemas.microsoft.com/office/word/2024/wordml/sdtformatlock" xmlns:w16se="http://schemas.microsoft.com/office/word/2015/wordml/symex" mc:Ignorable="w14 w15 w16se w16cid w16 w16cex w16sdtdh w16sdtfl w16du">
+<w:styles xmlns:mc="http://schemas.openxmlformats.org/markup-compatibility/2006" xmlns:r="http://schemas.openxmlformats.org/officeDocument/2006/relationships" xmlns:w="http://schemas.openxmlformats.org/wordprocessingml/2006/main" xmlns:w14="http://schemas.microsoft.com/office/word/2010/wordml" xmlns:w15="http://schemas.microsoft.com/office/word/2012/wordml" xmlns:w16cex="http://schemas.microsoft.com/office/word/2018/wordml/cex" xmlns:w16cid="http://schemas.microsoft.com/office/word/2016/wordml/cid" xmlns:w16="http://schemas.microsoft.com/office/word/2018/wordml" xmlns:w16sdtdh="http://schemas.microsoft.com/office/word/2020/wordml/sdtdatahash" xmlns:w16se="http://schemas.microsoft.com/office/word/2015/wordml/symex" mc:Ignorable="w14 w15 w16se w16cid w16 w16cex w16sdtdh">
   <w:docDefaults>
     <w:rPrDefault>
       <w:rPr>
@@ -5790,6 +5694,21 @@
 </file>
 
 <file path=customXml/item1.xml><?xml version="1.0" encoding="utf-8"?>
+<p:properties xmlns:p="http://schemas.microsoft.com/office/2006/metadata/properties" xmlns:xsi="http://www.w3.org/2001/XMLSchema-instance" xmlns:pc="http://schemas.microsoft.com/office/infopath/2007/PartnerControls">
+  <documentManagement/>
+</p:properties>
+</file>
+
+<file path=customXml/item2.xml><?xml version="1.0" encoding="utf-8"?>
+<?mso-contentType ?>
+<FormTemplates xmlns="http://schemas.microsoft.com/sharepoint/v3/contenttype/forms">
+  <Display>DocumentLibraryForm</Display>
+  <Edit>DocumentLibraryForm</Edit>
+  <New>DocumentLibraryForm</New>
+</FormTemplates>
+</file>
+
+<file path=customXml/item3.xml><?xml version="1.0" encoding="utf-8"?>
 <ct:contentTypeSchema xmlns:ct="http://schemas.microsoft.com/office/2006/metadata/contentType" xmlns:ma="http://schemas.microsoft.com/office/2006/metadata/properties/metaAttributes" ct:_="" ma:_="" ma:contentTypeName="Document" ma:contentTypeID="0x010100ABA223F759147049B9D8A25DED07DD24" ma:contentTypeVersion="14" ma:contentTypeDescription="Create a new document." ma:contentTypeScope="" ma:versionID="754cccfe17833f4d06e0267dc9c12ab7">
   <xsd:schema xmlns:xsd="http://www.w3.org/2001/XMLSchema" xmlns:xs="http://www.w3.org/2001/XMLSchema" xmlns:p="http://schemas.microsoft.com/office/2006/metadata/properties" xmlns:ns3="cc9255bc-4d99-4f42-bba5-857cbcc6e725" xmlns:ns4="fc2bff61-6a31-4c51-9f32-b9bba46405e5" targetNamespace="http://schemas.microsoft.com/office/2006/metadata/properties" ma:root="true" ma:fieldsID="e32414dc8724dfdc561355c14801bc84" ns3:_="" ns4:_="">
     <xsd:import namespace="cc9255bc-4d99-4f42-bba5-857cbcc6e725"/>
@@ -6018,26 +5937,28 @@
 </ct:contentTypeSchema>
 </file>
 
-<file path=customXml/item2.xml><?xml version="1.0" encoding="utf-8"?>
-<?mso-contentType ?>
-<FormTemplates xmlns="http://schemas.microsoft.com/sharepoint/v3/contenttype/forms">
-  <Display>DocumentLibraryForm</Display>
-  <Edit>DocumentLibraryForm</Edit>
-  <New>DocumentLibraryForm</New>
-</FormTemplates>
-</file>
-
-<file path=customXml/item3.xml><?xml version="1.0" encoding="utf-8"?>
-<p:properties xmlns:p="http://schemas.microsoft.com/office/2006/metadata/properties" xmlns:xsi="http://www.w3.org/2001/XMLSchema-instance" xmlns:pc="http://schemas.microsoft.com/office/infopath/2007/PartnerControls">
-  <documentManagement/>
-</p:properties>
-</file>
-
 <file path=customXml/item4.xml><?xml version="1.0" encoding="utf-8"?>
 <b:Sources xmlns:b="http://schemas.openxmlformats.org/officeDocument/2006/bibliography" xmlns="http://schemas.openxmlformats.org/officeDocument/2006/bibliography" SelectedStyle="\APASixthEditionOfficeOnline.xsl" StyleName="APA" Version="6"/>
 </file>
 
 <file path=customXml/itemProps1.xml><?xml version="1.0" encoding="utf-8"?>
+<ds:datastoreItem xmlns:ds="http://schemas.openxmlformats.org/officeDocument/2006/customXml" ds:itemID="{1A5F5AF1-B05B-4704-B970-F66948F444EC}">
+  <ds:schemaRefs>
+    <ds:schemaRef ds:uri="http://schemas.microsoft.com/office/2006/metadata/properties"/>
+    <ds:schemaRef ds:uri="http://schemas.microsoft.com/office/infopath/2007/PartnerControls"/>
+  </ds:schemaRefs>
+</ds:datastoreItem>
+</file>
+
+<file path=customXml/itemProps2.xml><?xml version="1.0" encoding="utf-8"?>
+<ds:datastoreItem xmlns:ds="http://schemas.openxmlformats.org/officeDocument/2006/customXml" ds:itemID="{7BFD71E4-33D5-445D-9CFC-21F1C7989C0E}">
+  <ds:schemaRefs>
+    <ds:schemaRef ds:uri="http://schemas.microsoft.com/sharepoint/v3/contenttype/forms"/>
+  </ds:schemaRefs>
+</ds:datastoreItem>
+</file>
+
+<file path=customXml/itemProps3.xml><?xml version="1.0" encoding="utf-8"?>
 <ds:datastoreItem xmlns:ds="http://schemas.openxmlformats.org/officeDocument/2006/customXml" ds:itemID="{DDA83A75-2CCD-4D1B-9315-5B4B38A21415}">
   <ds:schemaRefs>
     <ds:schemaRef ds:uri="http://schemas.microsoft.com/office/2006/metadata/contentType"/>
@@ -6056,23 +5977,6 @@
 </ds:datastoreItem>
 </file>
 
-<file path=customXml/itemProps2.xml><?xml version="1.0" encoding="utf-8"?>
-<ds:datastoreItem xmlns:ds="http://schemas.openxmlformats.org/officeDocument/2006/customXml" ds:itemID="{7BFD71E4-33D5-445D-9CFC-21F1C7989C0E}">
-  <ds:schemaRefs>
-    <ds:schemaRef ds:uri="http://schemas.microsoft.com/sharepoint/v3/contenttype/forms"/>
-  </ds:schemaRefs>
-</ds:datastoreItem>
-</file>
-
-<file path=customXml/itemProps3.xml><?xml version="1.0" encoding="utf-8"?>
-<ds:datastoreItem xmlns:ds="http://schemas.openxmlformats.org/officeDocument/2006/customXml" ds:itemID="{1A5F5AF1-B05B-4704-B970-F66948F444EC}">
-  <ds:schemaRefs>
-    <ds:schemaRef ds:uri="http://schemas.microsoft.com/office/2006/metadata/properties"/>
-    <ds:schemaRef ds:uri="http://schemas.microsoft.com/office/infopath/2007/PartnerControls"/>
-  </ds:schemaRefs>
-</ds:datastoreItem>
-</file>
-
 <file path=customXml/itemProps4.xml><?xml version="1.0" encoding="utf-8"?>
 <ds:datastoreItem xmlns:ds="http://schemas.openxmlformats.org/officeDocument/2006/customXml" ds:itemID="{345D17CB-5119-4DF8-9795-5E86AB47D697}">
   <ds:schemaRefs>

--- a/docpac_12071125/docpac_12071125.docx
+++ b/docpac_12071125/docpac_12071125.docx
@@ -97,8 +97,9 @@
           <w:sz w:val="28"/>
           <w:szCs w:val="28"/>
         </w:rPr>
-        <w:t xml:space="preserve"> 2</w:t>
-      </w:r>
+        <w:t xml:space="preserve"> </w:t>
+      </w:r>
+      <w:proofErr w:type="gramStart"/>
       <w:r>
         <w:rPr>
           <w:b/>
@@ -106,7 +107,7 @@
           <w:sz w:val="28"/>
           <w:szCs w:val="28"/>
         </w:rPr>
-        <w:t>5</w:t>
+        <w:t>2</w:t>
       </w:r>
       <w:r>
         <w:rPr>
@@ -115,8 +116,18 @@
           <w:sz w:val="28"/>
           <w:szCs w:val="28"/>
         </w:rPr>
+        <w:t>5</w:t>
+      </w:r>
+      <w:r>
+        <w:rPr>
+          <w:b/>
+          <w:i/>
+          <w:sz w:val="28"/>
+          <w:szCs w:val="28"/>
+        </w:rPr>
         <w:t xml:space="preserve"> ]</w:t>
       </w:r>
+      <w:proofErr w:type="gramEnd"/>
       <w:r>
         <w:rPr>
           <w:b/>
@@ -388,6 +399,19 @@
               <w:ind w:right="240"/>
             </w:pPr>
             <w:r>
+              <w:t>Certification Research*</w:t>
+            </w:r>
+          </w:p>
+          <w:p>
+            <w:pPr>
+              <w:pStyle w:val="ListParagraph"/>
+              <w:numPr>
+                <w:ilvl w:val="0"/>
+                <w:numId w:val="3"/>
+              </w:numPr>
+              <w:ind w:right="240"/>
+            </w:pPr>
+            <w:r>
               <w:t>Weekly SCRUM</w:t>
             </w:r>
           </w:p>
@@ -432,6 +456,22 @@
             </w:pPr>
             <w:r>
               <w:t>Multiplayer Game</w:t>
+            </w:r>
+          </w:p>
+          <w:p>
+            <w:pPr>
+              <w:pStyle w:val="ListParagraph"/>
+              <w:numPr>
+                <w:ilvl w:val="0"/>
+                <w:numId w:val="4"/>
+              </w:numPr>
+              <w:ind w:right="240"/>
+            </w:pPr>
+            <w:r>
+              <w:t>Certification Research</w:t>
+            </w:r>
+            <w:r>
+              <w:t>*</w:t>
             </w:r>
           </w:p>
           <w:p>
@@ -489,6 +529,27 @@
               <w:t>All Exemption rules from previous weeks still apply.</w:t>
             </w:r>
           </w:p>
+          <w:p>
+            <w:pPr>
+              <w:pStyle w:val="ListParagraph"/>
+              <w:numPr>
+                <w:ilvl w:val="0"/>
+                <w:numId w:val="6"/>
+              </w:numPr>
+            </w:pPr>
+            <w:r>
+              <w:t>*</w:t>
+            </w:r>
+            <w:r>
+              <w:t xml:space="preserve">Certification </w:t>
+            </w:r>
+            <w:r>
+              <w:t>R</w:t>
+            </w:r>
+            <w:r>
+              <w:t>esearch only applies to those who already have their CIW Javascript Specialist Certification.</w:t>
+            </w:r>
+          </w:p>
           <w:p/>
         </w:tc>
       </w:tr>
@@ -571,19 +632,517 @@
     </w:p>
     <w:p>
       <w:pPr>
-        <w:rPr>
-          <w:b/>
-        </w:rPr>
-      </w:pPr>
-      <w:r>
-        <w:rPr>
-          <w:b/>
-        </w:rPr>
+        <w:pStyle w:val="Heading1"/>
+      </w:pPr>
+      <w:r>
         <w:lastRenderedPageBreak/>
-        <w:br w:type="page"/>
+        <w:t>Certification Research</w:t>
       </w:r>
     </w:p>
     <w:p>
+      <w:r>
+        <w:br/>
+      </w:r>
+      <w:r>
+        <w:rPr>
+          <w:rStyle w:val="Strong"/>
+        </w:rPr>
+        <w:t>Objective:</w:t>
+      </w:r>
+      <w:r>
+        <w:t xml:space="preserve"> Choose a computer/IT-certification you would like to pursue (you already hold the CIW JavaScript Specialist certification). Research the details, select one training option, and prepare a document that can be submitted to the high school office for payment approval.</w:t>
+      </w:r>
+    </w:p>
+    <w:p>
+      <w:pPr>
+        <w:pStyle w:val="Heading3"/>
+      </w:pPr>
+      <w:r>
+        <w:t>Instructions</w:t>
+      </w:r>
+    </w:p>
+    <w:p>
+      <w:pPr>
+        <w:pStyle w:val="NormalWeb"/>
+        <w:numPr>
+          <w:ilvl w:val="0"/>
+          <w:numId w:val="9"/>
+        </w:numPr>
+        <w:rPr>
+          <w:rFonts w:ascii="Arial" w:hAnsi="Arial"/>
+        </w:rPr>
+      </w:pPr>
+      <w:r>
+        <w:rPr>
+          <w:rStyle w:val="Strong"/>
+          <w:rFonts w:ascii="Arial" w:hAnsi="Arial"/>
+        </w:rPr>
+        <w:t>Choose a Programming Certification</w:t>
+      </w:r>
+    </w:p>
+    <w:p>
+      <w:pPr>
+        <w:pStyle w:val="NormalWeb"/>
+        <w:numPr>
+          <w:ilvl w:val="1"/>
+          <w:numId w:val="9"/>
+        </w:numPr>
+        <w:rPr>
+          <w:rFonts w:ascii="Arial" w:hAnsi="Arial"/>
+        </w:rPr>
+      </w:pPr>
+      <w:r>
+        <w:rPr>
+          <w:rFonts w:ascii="Arial" w:hAnsi="Arial"/>
+        </w:rPr>
+        <w:t xml:space="preserve">Select a certification related to </w:t>
+      </w:r>
+      <w:r>
+        <w:rPr>
+          <w:rStyle w:val="Strong"/>
+          <w:rFonts w:ascii="Arial" w:hAnsi="Arial"/>
+        </w:rPr>
+        <w:t>software development, programming, or computer science</w:t>
+      </w:r>
+      <w:r>
+        <w:rPr>
+          <w:rFonts w:ascii="Arial" w:hAnsi="Arial"/>
+        </w:rPr>
+        <w:t>.</w:t>
+      </w:r>
+      <w:r>
+        <w:rPr>
+          <w:rFonts w:ascii="Arial" w:hAnsi="Arial"/>
+        </w:rPr>
+        <w:br/>
+        <w:t>Examples include:</w:t>
+      </w:r>
+    </w:p>
+    <w:p>
+      <w:pPr>
+        <w:pStyle w:val="NormalWeb"/>
+        <w:numPr>
+          <w:ilvl w:val="2"/>
+          <w:numId w:val="9"/>
+        </w:numPr>
+        <w:rPr>
+          <w:rFonts w:ascii="Arial" w:hAnsi="Arial"/>
+        </w:rPr>
+      </w:pPr>
+      <w:r>
+        <w:rPr>
+          <w:rStyle w:val="Emphasis"/>
+          <w:rFonts w:ascii="Arial" w:hAnsi="Arial"/>
+        </w:rPr>
+        <w:t>Python Institute Certified Entry-Level Python Programmer (PCEP)</w:t>
+      </w:r>
+    </w:p>
+    <w:p>
+      <w:pPr>
+        <w:pStyle w:val="NormalWeb"/>
+        <w:numPr>
+          <w:ilvl w:val="2"/>
+          <w:numId w:val="9"/>
+        </w:numPr>
+        <w:rPr>
+          <w:rFonts w:ascii="Arial" w:hAnsi="Arial"/>
+        </w:rPr>
+      </w:pPr>
+      <w:r>
+        <w:rPr>
+          <w:rStyle w:val="Emphasis"/>
+          <w:rFonts w:ascii="Arial" w:hAnsi="Arial"/>
+        </w:rPr>
+        <w:t>Unity Certified Programmer</w:t>
+      </w:r>
+    </w:p>
+    <w:p>
+      <w:pPr>
+        <w:pStyle w:val="NormalWeb"/>
+        <w:numPr>
+          <w:ilvl w:val="2"/>
+          <w:numId w:val="9"/>
+        </w:numPr>
+        <w:rPr>
+          <w:rFonts w:ascii="Arial" w:hAnsi="Arial"/>
+        </w:rPr>
+      </w:pPr>
+      <w:r>
+        <w:rPr>
+          <w:rStyle w:val="Emphasis"/>
+          <w:rFonts w:ascii="Arial" w:hAnsi="Arial"/>
+        </w:rPr>
+        <w:t>AWS Certified Developer – Associate</w:t>
+      </w:r>
+    </w:p>
+    <w:p>
+      <w:pPr>
+        <w:pStyle w:val="NormalWeb"/>
+        <w:numPr>
+          <w:ilvl w:val="1"/>
+          <w:numId w:val="9"/>
+        </w:numPr>
+        <w:rPr>
+          <w:rFonts w:ascii="Arial" w:hAnsi="Arial"/>
+        </w:rPr>
+      </w:pPr>
+      <w:r>
+        <w:rPr>
+          <w:rFonts w:ascii="Arial" w:hAnsi="Arial"/>
+        </w:rPr>
+        <w:t>Choose one that fits your interests or future goals (college major, career path, or coding specialization).</w:t>
+      </w:r>
+    </w:p>
+    <w:p>
+      <w:pPr>
+        <w:pStyle w:val="NormalWeb"/>
+        <w:numPr>
+          <w:ilvl w:val="0"/>
+          <w:numId w:val="9"/>
+        </w:numPr>
+        <w:rPr>
+          <w:rFonts w:ascii="Arial" w:hAnsi="Arial"/>
+        </w:rPr>
+      </w:pPr>
+      <w:r>
+        <w:rPr>
+          <w:rStyle w:val="Strong"/>
+          <w:rFonts w:ascii="Arial" w:hAnsi="Arial"/>
+        </w:rPr>
+        <w:t>Research the Certification</w:t>
+      </w:r>
+      <w:r>
+        <w:rPr>
+          <w:rFonts w:ascii="Arial" w:hAnsi="Arial"/>
+        </w:rPr>
+        <w:br/>
+        <w:t>For your selected programming certification, find and record:</w:t>
+      </w:r>
+    </w:p>
+    <w:p>
+      <w:pPr>
+        <w:pStyle w:val="NormalWeb"/>
+        <w:numPr>
+          <w:ilvl w:val="1"/>
+          <w:numId w:val="9"/>
+        </w:numPr>
+        <w:rPr>
+          <w:rFonts w:ascii="Arial" w:hAnsi="Arial"/>
+        </w:rPr>
+      </w:pPr>
+      <w:r>
+        <w:rPr>
+          <w:rStyle w:val="Strong"/>
+          <w:rFonts w:ascii="Arial" w:hAnsi="Arial"/>
+        </w:rPr>
+        <w:t>Certification name</w:t>
+      </w:r>
+    </w:p>
+    <w:p>
+      <w:pPr>
+        <w:pStyle w:val="NormalWeb"/>
+        <w:numPr>
+          <w:ilvl w:val="1"/>
+          <w:numId w:val="9"/>
+        </w:numPr>
+        <w:rPr>
+          <w:rFonts w:ascii="Arial" w:hAnsi="Arial"/>
+        </w:rPr>
+      </w:pPr>
+      <w:r>
+        <w:rPr>
+          <w:rStyle w:val="Strong"/>
+          <w:rFonts w:ascii="Arial" w:hAnsi="Arial"/>
+        </w:rPr>
+        <w:t>Issuing organization or vendor</w:t>
+      </w:r>
+    </w:p>
+    <w:p>
+      <w:pPr>
+        <w:pStyle w:val="NormalWeb"/>
+        <w:numPr>
+          <w:ilvl w:val="1"/>
+          <w:numId w:val="9"/>
+        </w:numPr>
+        <w:rPr>
+          <w:rFonts w:ascii="Arial" w:hAnsi="Arial"/>
+        </w:rPr>
+      </w:pPr>
+      <w:r>
+        <w:rPr>
+          <w:rStyle w:val="Strong"/>
+          <w:rFonts w:ascii="Arial" w:hAnsi="Arial"/>
+        </w:rPr>
+        <w:t>Where and how to take the exam</w:t>
+      </w:r>
+      <w:r>
+        <w:rPr>
+          <w:rFonts w:ascii="Arial" w:hAnsi="Arial"/>
+        </w:rPr>
+        <w:t xml:space="preserve"> (online or in-person testing, registration steps, location)</w:t>
+      </w:r>
+    </w:p>
+    <w:p>
+      <w:pPr>
+        <w:pStyle w:val="NormalWeb"/>
+        <w:numPr>
+          <w:ilvl w:val="1"/>
+          <w:numId w:val="9"/>
+        </w:numPr>
+        <w:rPr>
+          <w:rFonts w:ascii="Arial" w:hAnsi="Arial"/>
+        </w:rPr>
+      </w:pPr>
+      <w:r>
+        <w:rPr>
+          <w:rStyle w:val="Strong"/>
+          <w:rFonts w:ascii="Arial" w:hAnsi="Arial"/>
+        </w:rPr>
+        <w:t>Exam cost (USD)</w:t>
+      </w:r>
+    </w:p>
+    <w:p>
+      <w:pPr>
+        <w:pStyle w:val="NormalWeb"/>
+        <w:numPr>
+          <w:ilvl w:val="1"/>
+          <w:numId w:val="9"/>
+        </w:numPr>
+        <w:rPr>
+          <w:rFonts w:ascii="Arial" w:hAnsi="Arial"/>
+        </w:rPr>
+      </w:pPr>
+      <w:r>
+        <w:rPr>
+          <w:rStyle w:val="Strong"/>
+          <w:rFonts w:ascii="Arial" w:hAnsi="Arial"/>
+        </w:rPr>
+        <w:t>Prerequisites or recommended experience</w:t>
+      </w:r>
+    </w:p>
+    <w:p>
+      <w:pPr>
+        <w:pStyle w:val="NormalWeb"/>
+        <w:numPr>
+          <w:ilvl w:val="1"/>
+          <w:numId w:val="9"/>
+        </w:numPr>
+        <w:rPr>
+          <w:rFonts w:ascii="Arial" w:hAnsi="Arial"/>
+        </w:rPr>
+      </w:pPr>
+      <w:r>
+        <w:rPr>
+          <w:rStyle w:val="Strong"/>
+          <w:rFonts w:ascii="Arial" w:hAnsi="Arial"/>
+        </w:rPr>
+        <w:t>Why this certification is a good next step for you as a high-school programmer</w:t>
+      </w:r>
+    </w:p>
+    <w:p>
+      <w:pPr>
+        <w:pStyle w:val="NormalWeb"/>
+        <w:numPr>
+          <w:ilvl w:val="0"/>
+          <w:numId w:val="9"/>
+        </w:numPr>
+        <w:rPr>
+          <w:rFonts w:ascii="Arial" w:hAnsi="Arial"/>
+        </w:rPr>
+      </w:pPr>
+      <w:r>
+        <w:rPr>
+          <w:rStyle w:val="Strong"/>
+          <w:rFonts w:ascii="Arial" w:hAnsi="Arial"/>
+        </w:rPr>
+        <w:t>Select One Training Course</w:t>
+      </w:r>
+    </w:p>
+    <w:p>
+      <w:pPr>
+        <w:pStyle w:val="NormalWeb"/>
+        <w:numPr>
+          <w:ilvl w:val="1"/>
+          <w:numId w:val="9"/>
+        </w:numPr>
+        <w:rPr>
+          <w:rFonts w:ascii="Arial" w:hAnsi="Arial"/>
+        </w:rPr>
+      </w:pPr>
+      <w:r>
+        <w:rPr>
+          <w:rFonts w:ascii="Arial" w:hAnsi="Arial"/>
+        </w:rPr>
+        <w:t xml:space="preserve">Locate a </w:t>
+      </w:r>
+      <w:r>
+        <w:rPr>
+          <w:rStyle w:val="Strong"/>
+          <w:rFonts w:ascii="Arial" w:hAnsi="Arial"/>
+        </w:rPr>
+        <w:t>training course or bootcamp</w:t>
+      </w:r>
+      <w:r>
+        <w:rPr>
+          <w:rFonts w:ascii="Arial" w:hAnsi="Arial"/>
+        </w:rPr>
+        <w:t xml:space="preserve"> that prepares you for your chosen certification.</w:t>
+      </w:r>
+    </w:p>
+    <w:p>
+      <w:pPr>
+        <w:pStyle w:val="NormalWeb"/>
+        <w:numPr>
+          <w:ilvl w:val="1"/>
+          <w:numId w:val="9"/>
+        </w:numPr>
+        <w:rPr>
+          <w:rFonts w:ascii="Arial" w:hAnsi="Arial"/>
+        </w:rPr>
+      </w:pPr>
+      <w:r>
+        <w:rPr>
+          <w:rFonts w:ascii="Arial" w:hAnsi="Arial"/>
+        </w:rPr>
+        <w:t>Include:</w:t>
+      </w:r>
+    </w:p>
+    <w:p>
+      <w:pPr>
+        <w:pStyle w:val="NormalWeb"/>
+        <w:numPr>
+          <w:ilvl w:val="2"/>
+          <w:numId w:val="9"/>
+        </w:numPr>
+        <w:rPr>
+          <w:rFonts w:ascii="Arial" w:hAnsi="Arial"/>
+        </w:rPr>
+      </w:pPr>
+      <w:r>
+        <w:rPr>
+          <w:rFonts w:ascii="Arial" w:hAnsi="Arial"/>
+        </w:rPr>
+        <w:t>Course name and provider (ex: Codecademy, Coursera, Udemy, Oracle University, etc.)</w:t>
+      </w:r>
+    </w:p>
+    <w:p>
+      <w:pPr>
+        <w:pStyle w:val="NormalWeb"/>
+        <w:numPr>
+          <w:ilvl w:val="2"/>
+          <w:numId w:val="9"/>
+        </w:numPr>
+        <w:rPr>
+          <w:rFonts w:ascii="Arial" w:hAnsi="Arial"/>
+        </w:rPr>
+      </w:pPr>
+      <w:r>
+        <w:rPr>
+          <w:rStyle w:val="Strong"/>
+          <w:rFonts w:ascii="Arial" w:hAnsi="Arial"/>
+        </w:rPr>
+        <w:t>Price of the course</w:t>
+      </w:r>
+    </w:p>
+    <w:p>
+      <w:pPr>
+        <w:pStyle w:val="NormalWeb"/>
+        <w:numPr>
+          <w:ilvl w:val="2"/>
+          <w:numId w:val="9"/>
+        </w:numPr>
+        <w:rPr>
+          <w:rFonts w:ascii="Arial" w:hAnsi="Arial"/>
+        </w:rPr>
+      </w:pPr>
+      <w:r>
+        <w:rPr>
+          <w:rFonts w:ascii="Arial" w:hAnsi="Arial"/>
+        </w:rPr>
+        <w:t>Format (online self-paced, instructor-led, hybrid, etc.)</w:t>
+      </w:r>
+    </w:p>
+    <w:p>
+      <w:pPr>
+        <w:pStyle w:val="NormalWeb"/>
+        <w:numPr>
+          <w:ilvl w:val="1"/>
+          <w:numId w:val="9"/>
+        </w:numPr>
+        <w:rPr>
+          <w:rFonts w:ascii="Arial" w:hAnsi="Arial"/>
+        </w:rPr>
+      </w:pPr>
+      <w:r>
+        <w:rPr>
+          <w:rFonts w:ascii="Arial" w:hAnsi="Arial"/>
+        </w:rPr>
+        <w:t>Explain why this particular course suits your learning style, schedule, and goals as a programmer.</w:t>
+      </w:r>
+    </w:p>
+    <w:p>
+      <w:pPr>
+        <w:pStyle w:val="NormalWeb"/>
+        <w:numPr>
+          <w:ilvl w:val="0"/>
+          <w:numId w:val="9"/>
+        </w:numPr>
+        <w:rPr>
+          <w:rFonts w:ascii="Arial" w:hAnsi="Arial"/>
+        </w:rPr>
+      </w:pPr>
+      <w:r>
+        <w:rPr>
+          <w:rStyle w:val="Strong"/>
+          <w:rFonts w:ascii="Arial" w:hAnsi="Arial"/>
+        </w:rPr>
+        <w:t>Document for Payment Submission</w:t>
+      </w:r>
+    </w:p>
+    <w:p>
+      <w:pPr>
+        <w:pStyle w:val="NormalWeb"/>
+        <w:numPr>
+          <w:ilvl w:val="1"/>
+          <w:numId w:val="9"/>
+        </w:numPr>
+        <w:rPr>
+          <w:rFonts w:ascii="Arial" w:hAnsi="Arial"/>
+          <w:sz w:val="22"/>
+          <w:szCs w:val="22"/>
+        </w:rPr>
+      </w:pPr>
+      <w:r>
+        <w:rPr>
+          <w:rFonts w:ascii="Arial" w:hAnsi="Arial"/>
+        </w:rPr>
+        <w:t>Fill out the included worksheet electronically for each certification you want to pursue.</w:t>
+      </w:r>
+    </w:p>
+    <w:p>
+      <w:pPr>
+        <w:pStyle w:val="NormalWeb"/>
+        <w:numPr>
+          <w:ilvl w:val="1"/>
+          <w:numId w:val="9"/>
+        </w:numPr>
+        <w:rPr>
+          <w:rFonts w:ascii="Arial" w:hAnsi="Arial"/>
+          <w:sz w:val="22"/>
+          <w:szCs w:val="22"/>
+        </w:rPr>
+      </w:pPr>
+      <w:r>
+        <w:rPr>
+          <w:rFonts w:ascii="Arial" w:hAnsi="Arial"/>
+        </w:rPr>
+        <w:t>Print out the filled-out worksheet and submit with this DocPac.</w:t>
+      </w:r>
+      <w:r>
+        <w:br w:type="page"/>
+      </w:r>
+    </w:p>
+    <w:p>
       <w:pPr>
         <w:pStyle w:val="Heading1"/>
       </w:pPr>
@@ -606,7 +1165,7 @@
         <w:rPr>
           <w:b/>
         </w:rPr>
-        <w:t>How much of this year’s lessons were you able to recall to make this week’s project? What can you do to reinforce what you have forgotten?</w:t>
+        <w:t>What was one mistake you made in school or otherwise that you can recognize? What can you do in the future to prevent it from happening again?</w:t>
       </w:r>
     </w:p>
     <w:tbl>
@@ -907,7 +1466,7 @@
         <w:rPr>
           <w:b/>
         </w:rPr>
-        <w:t>What was one mistake you made in school or otherwise that you can recognize? What can you do in the future to prevent it from happening again?</w:t>
+        <w:t>If you made a game this week, what were the most noticeably difficult parts of the assignment, and how did you handle them? If you instead had to research certification, explain in detail why you chose the certification(s) you chose.</w:t>
       </w:r>
     </w:p>
     <w:tbl>
@@ -1196,6 +1755,276 @@
           </w:p>
         </w:tc>
       </w:tr>
+      <w:tr>
+        <w:tc>
+          <w:tcPr>
+            <w:tcW w:w="5000" w:type="pct"/>
+            <w:tcBorders>
+              <w:top w:val="single" w:sz="8" w:space="0" w:color="000000"/>
+              <w:left w:val="nil"/>
+              <w:bottom w:val="nil"/>
+              <w:right w:val="nil"/>
+            </w:tcBorders>
+          </w:tcPr>
+          <w:p>
+            <w:pPr>
+              <w:spacing w:after="0"/>
+              <w:rPr>
+                <w:sz w:val="16"/>
+                <w:szCs w:val="16"/>
+              </w:rPr>
+            </w:pPr>
+          </w:p>
+        </w:tc>
+      </w:tr>
+      <w:tr>
+        <w:tc>
+          <w:tcPr>
+            <w:tcW w:w="5000" w:type="pct"/>
+            <w:tcBorders>
+              <w:top w:val="nil"/>
+              <w:left w:val="nil"/>
+              <w:bottom w:val="single" w:sz="8" w:space="0" w:color="000000"/>
+              <w:right w:val="nil"/>
+            </w:tcBorders>
+            <w:shd w:val="clear" w:color="auto" w:fill="D9D9D9" w:themeFill="background1" w:themeFillShade="D9"/>
+          </w:tcPr>
+          <w:p>
+            <w:pPr>
+              <w:spacing w:after="0"/>
+              <w:rPr>
+                <w:sz w:val="16"/>
+                <w:szCs w:val="16"/>
+              </w:rPr>
+            </w:pPr>
+          </w:p>
+        </w:tc>
+      </w:tr>
+      <w:tr>
+        <w:tc>
+          <w:tcPr>
+            <w:tcW w:w="5000" w:type="pct"/>
+            <w:tcBorders>
+              <w:top w:val="single" w:sz="8" w:space="0" w:color="000000"/>
+              <w:left w:val="nil"/>
+              <w:bottom w:val="nil"/>
+              <w:right w:val="nil"/>
+            </w:tcBorders>
+          </w:tcPr>
+          <w:p>
+            <w:pPr>
+              <w:spacing w:after="0"/>
+              <w:rPr>
+                <w:sz w:val="16"/>
+                <w:szCs w:val="16"/>
+              </w:rPr>
+            </w:pPr>
+          </w:p>
+        </w:tc>
+      </w:tr>
+      <w:tr>
+        <w:tc>
+          <w:tcPr>
+            <w:tcW w:w="5000" w:type="pct"/>
+            <w:tcBorders>
+              <w:top w:val="nil"/>
+              <w:left w:val="nil"/>
+              <w:bottom w:val="single" w:sz="8" w:space="0" w:color="000000"/>
+              <w:right w:val="nil"/>
+            </w:tcBorders>
+            <w:shd w:val="clear" w:color="auto" w:fill="D9D9D9" w:themeFill="background1" w:themeFillShade="D9"/>
+          </w:tcPr>
+          <w:p>
+            <w:pPr>
+              <w:spacing w:after="0"/>
+              <w:rPr>
+                <w:sz w:val="16"/>
+                <w:szCs w:val="16"/>
+              </w:rPr>
+            </w:pPr>
+          </w:p>
+        </w:tc>
+      </w:tr>
+      <w:tr>
+        <w:tc>
+          <w:tcPr>
+            <w:tcW w:w="5000" w:type="pct"/>
+            <w:tcBorders>
+              <w:top w:val="single" w:sz="8" w:space="0" w:color="000000"/>
+              <w:left w:val="nil"/>
+              <w:bottom w:val="nil"/>
+              <w:right w:val="nil"/>
+            </w:tcBorders>
+          </w:tcPr>
+          <w:p>
+            <w:pPr>
+              <w:spacing w:after="0"/>
+              <w:rPr>
+                <w:sz w:val="16"/>
+                <w:szCs w:val="16"/>
+              </w:rPr>
+            </w:pPr>
+          </w:p>
+        </w:tc>
+      </w:tr>
+      <w:tr>
+        <w:tc>
+          <w:tcPr>
+            <w:tcW w:w="5000" w:type="pct"/>
+            <w:tcBorders>
+              <w:top w:val="nil"/>
+              <w:left w:val="nil"/>
+              <w:bottom w:val="single" w:sz="8" w:space="0" w:color="000000"/>
+              <w:right w:val="nil"/>
+            </w:tcBorders>
+            <w:shd w:val="clear" w:color="auto" w:fill="D9D9D9" w:themeFill="background1" w:themeFillShade="D9"/>
+          </w:tcPr>
+          <w:p>
+            <w:pPr>
+              <w:spacing w:after="0"/>
+              <w:rPr>
+                <w:sz w:val="16"/>
+                <w:szCs w:val="16"/>
+              </w:rPr>
+            </w:pPr>
+          </w:p>
+        </w:tc>
+      </w:tr>
+      <w:tr>
+        <w:tc>
+          <w:tcPr>
+            <w:tcW w:w="5000" w:type="pct"/>
+            <w:tcBorders>
+              <w:top w:val="single" w:sz="8" w:space="0" w:color="000000"/>
+              <w:left w:val="nil"/>
+              <w:bottom w:val="nil"/>
+              <w:right w:val="nil"/>
+            </w:tcBorders>
+          </w:tcPr>
+          <w:p>
+            <w:pPr>
+              <w:spacing w:after="0"/>
+              <w:rPr>
+                <w:sz w:val="16"/>
+                <w:szCs w:val="16"/>
+              </w:rPr>
+            </w:pPr>
+          </w:p>
+        </w:tc>
+      </w:tr>
+      <w:tr>
+        <w:tc>
+          <w:tcPr>
+            <w:tcW w:w="5000" w:type="pct"/>
+            <w:tcBorders>
+              <w:top w:val="nil"/>
+              <w:left w:val="nil"/>
+              <w:bottom w:val="single" w:sz="8" w:space="0" w:color="000000"/>
+              <w:right w:val="nil"/>
+            </w:tcBorders>
+            <w:shd w:val="clear" w:color="auto" w:fill="D9D9D9" w:themeFill="background1" w:themeFillShade="D9"/>
+          </w:tcPr>
+          <w:p>
+            <w:pPr>
+              <w:spacing w:after="0"/>
+              <w:rPr>
+                <w:sz w:val="16"/>
+                <w:szCs w:val="16"/>
+              </w:rPr>
+            </w:pPr>
+          </w:p>
+        </w:tc>
+      </w:tr>
+      <w:tr>
+        <w:tc>
+          <w:tcPr>
+            <w:tcW w:w="5000" w:type="pct"/>
+            <w:tcBorders>
+              <w:top w:val="single" w:sz="8" w:space="0" w:color="000000"/>
+              <w:left w:val="nil"/>
+              <w:bottom w:val="nil"/>
+              <w:right w:val="nil"/>
+            </w:tcBorders>
+          </w:tcPr>
+          <w:p>
+            <w:pPr>
+              <w:spacing w:after="0"/>
+              <w:rPr>
+                <w:sz w:val="16"/>
+                <w:szCs w:val="16"/>
+              </w:rPr>
+            </w:pPr>
+          </w:p>
+        </w:tc>
+      </w:tr>
+      <w:tr>
+        <w:tc>
+          <w:tcPr>
+            <w:tcW w:w="5000" w:type="pct"/>
+            <w:tcBorders>
+              <w:top w:val="nil"/>
+              <w:left w:val="nil"/>
+              <w:bottom w:val="single" w:sz="8" w:space="0" w:color="000000"/>
+              <w:right w:val="nil"/>
+            </w:tcBorders>
+            <w:shd w:val="clear" w:color="auto" w:fill="D9D9D9" w:themeFill="background1" w:themeFillShade="D9"/>
+          </w:tcPr>
+          <w:p>
+            <w:pPr>
+              <w:spacing w:after="0"/>
+              <w:rPr>
+                <w:sz w:val="16"/>
+                <w:szCs w:val="16"/>
+              </w:rPr>
+            </w:pPr>
+          </w:p>
+        </w:tc>
+      </w:tr>
+      <w:tr>
+        <w:tc>
+          <w:tcPr>
+            <w:tcW w:w="5000" w:type="pct"/>
+            <w:tcBorders>
+              <w:top w:val="single" w:sz="8" w:space="0" w:color="000000"/>
+              <w:left w:val="nil"/>
+              <w:bottom w:val="nil"/>
+              <w:right w:val="nil"/>
+            </w:tcBorders>
+          </w:tcPr>
+          <w:p>
+            <w:pPr>
+              <w:spacing w:after="0"/>
+              <w:rPr>
+                <w:sz w:val="16"/>
+                <w:szCs w:val="16"/>
+              </w:rPr>
+            </w:pPr>
+          </w:p>
+        </w:tc>
+      </w:tr>
+      <w:tr>
+        <w:tc>
+          <w:tcPr>
+            <w:tcW w:w="5000" w:type="pct"/>
+            <w:tcBorders>
+              <w:top w:val="nil"/>
+              <w:left w:val="nil"/>
+              <w:bottom w:val="single" w:sz="8" w:space="0" w:color="000000"/>
+              <w:right w:val="nil"/>
+            </w:tcBorders>
+            <w:shd w:val="clear" w:color="auto" w:fill="D9D9D9" w:themeFill="background1" w:themeFillShade="D9"/>
+          </w:tcPr>
+          <w:p>
+            <w:pPr>
+              <w:spacing w:after="0"/>
+              <w:rPr>
+                <w:sz w:val="16"/>
+                <w:szCs w:val="16"/>
+              </w:rPr>
+            </w:pPr>
+          </w:p>
+        </w:tc>
+      </w:tr>
     </w:tbl>
     <w:p>
       <w:pPr>
@@ -1208,7 +2037,7 @@
         <w:rPr>
           <w:b/>
         </w:rPr>
-        <w:t>What difference did having templates projects or you boilerplate make on the speed of which you accomplished your work? Justify.</w:t>
+        <w:t>As of now, what are your plans for the first 4 years after you graduate?</w:t>
       </w:r>
     </w:p>
     <w:tbl>
@@ -1498,304 +2327,282 @@
         </w:tc>
       </w:tr>
     </w:tbl>
+    <w:p/>
     <w:p>
       <w:pPr>
-        <w:spacing w:before="240"/>
+        <w:rPr>
+          <w:sz w:val="32"/>
+          <w:szCs w:val="32"/>
+        </w:rPr>
+      </w:pPr>
+      <w:r>
+        <w:br w:type="page"/>
+      </w:r>
+    </w:p>
+    <w:p>
+      <w:pPr>
+        <w:pStyle w:val="Heading1"/>
+      </w:pPr>
+      <w:r>
+        <w:lastRenderedPageBreak/>
+        <w:t>G</w:t>
+      </w:r>
+      <w:r>
+        <w:t>rading</w:t>
+      </w:r>
+    </w:p>
+    <w:p>
+      <w:pPr>
+        <w:pStyle w:val="Heading1"/>
+      </w:pPr>
+      <w:r>
+        <w:t>Multiplayer Game</w:t>
+      </w:r>
+    </w:p>
+    <w:p>
+      <w:pPr>
         <w:rPr>
           <w:b/>
+          <w:bCs/>
+          <w:i/>
+          <w:iCs/>
         </w:rPr>
       </w:pPr>
       <w:r>
         <w:rPr>
           <w:b/>
-        </w:rPr>
-        <w:t>How difficult was the assignment this week? What made it difficult/easy for you?</w:t>
+          <w:bCs/>
+          <w:i/>
+          <w:iCs/>
+        </w:rPr>
+        <w:t>Grade will be on previous week’s DocPac</w:t>
+      </w:r>
+    </w:p>
+    <w:p>
+      <w:pPr>
+        <w:pStyle w:val="Heading1"/>
+        <w:rPr>
+          <w:i/>
+          <w:sz w:val="24"/>
+          <w:szCs w:val="24"/>
+        </w:rPr>
+      </w:pPr>
+      <w:r>
+        <w:t xml:space="preserve">CIW Lesson </w:t>
+      </w:r>
+      <w:r>
+        <w:t>9</w:t>
+      </w:r>
+      <w:r>
+        <w:t xml:space="preserve"> </w:t>
+      </w:r>
+      <w:r>
+        <w:rPr>
+          <w:i/>
+          <w:sz w:val="24"/>
+          <w:szCs w:val="24"/>
+        </w:rPr>
+        <w:t>CIW</w:t>
+      </w:r>
+      <w:r>
+        <w:rPr>
+          <w:i/>
+          <w:sz w:val="24"/>
+          <w:szCs w:val="24"/>
+        </w:rPr>
+        <w:t xml:space="preserve"> Submission Rules, DP09</w:t>
       </w:r>
     </w:p>
     <w:tbl>
       <w:tblPr>
-        <w:tblW w:w="5000" w:type="pct"/>
-        <w:tblBorders>
-          <w:top w:val="single" w:sz="4" w:space="0" w:color="BFBFBF"/>
-          <w:left w:val="single" w:sz="4" w:space="0" w:color="BFBFBF"/>
-          <w:bottom w:val="single" w:sz="4" w:space="0" w:color="BFBFBF"/>
-          <w:right w:val="single" w:sz="4" w:space="0" w:color="BFBFBF"/>
-          <w:insideH w:val="single" w:sz="4" w:space="0" w:color="BFBFBF"/>
-          <w:insideV w:val="single" w:sz="4" w:space="0" w:color="BFBFBF"/>
-        </w:tblBorders>
+        <w:tblStyle w:val="TableGrid"/>
+        <w:tblW w:w="10858" w:type="dxa"/>
+        <w:tblLayout w:type="fixed"/>
         <w:tblLook w:val="04A0" w:firstRow="1" w:lastRow="0" w:firstColumn="1" w:lastColumn="0" w:noHBand="0" w:noVBand="1"/>
       </w:tblPr>
       <w:tblGrid>
-        <w:gridCol w:w="10440"/>
+        <w:gridCol w:w="720"/>
+        <w:gridCol w:w="4680"/>
+        <w:gridCol w:w="4680"/>
+        <w:gridCol w:w="778"/>
       </w:tblGrid>
       <w:tr>
         <w:tc>
           <w:tcPr>
-            <w:tcW w:w="5000" w:type="pct"/>
-            <w:tcBorders>
-              <w:top w:val="single" w:sz="8" w:space="0" w:color="000000"/>
-              <w:left w:val="nil"/>
-              <w:bottom w:val="nil"/>
-              <w:right w:val="nil"/>
-            </w:tcBorders>
-          </w:tcPr>
-          <w:p>
-            <w:pPr>
-              <w:spacing w:after="0"/>
-              <w:rPr>
-                <w:sz w:val="16"/>
-                <w:szCs w:val="16"/>
-              </w:rPr>
-            </w:pPr>
-          </w:p>
-        </w:tc>
-      </w:tr>
-      <w:tr>
-        <w:tc>
-          <w:tcPr>
-            <w:tcW w:w="5000" w:type="pct"/>
-            <w:tcBorders>
-              <w:top w:val="nil"/>
-              <w:left w:val="nil"/>
-              <w:bottom w:val="single" w:sz="8" w:space="0" w:color="000000"/>
-              <w:right w:val="nil"/>
-            </w:tcBorders>
-            <w:shd w:val="clear" w:color="auto" w:fill="D9D9D9" w:themeFill="background1" w:themeFillShade="D9"/>
-          </w:tcPr>
-          <w:p>
-            <w:pPr>
-              <w:spacing w:after="0"/>
-              <w:rPr>
-                <w:sz w:val="16"/>
-                <w:szCs w:val="16"/>
-              </w:rPr>
-            </w:pPr>
-          </w:p>
-        </w:tc>
-      </w:tr>
-      <w:tr>
-        <w:tc>
-          <w:tcPr>
-            <w:tcW w:w="5000" w:type="pct"/>
-            <w:tcBorders>
-              <w:top w:val="single" w:sz="8" w:space="0" w:color="000000"/>
-              <w:left w:val="nil"/>
-              <w:bottom w:val="nil"/>
-              <w:right w:val="nil"/>
-            </w:tcBorders>
-          </w:tcPr>
-          <w:p>
-            <w:pPr>
-              <w:spacing w:after="0"/>
-              <w:rPr>
-                <w:sz w:val="16"/>
-                <w:szCs w:val="16"/>
-              </w:rPr>
-            </w:pPr>
-          </w:p>
-        </w:tc>
-      </w:tr>
-      <w:tr>
-        <w:tc>
-          <w:tcPr>
-            <w:tcW w:w="5000" w:type="pct"/>
-            <w:tcBorders>
-              <w:top w:val="nil"/>
-              <w:left w:val="nil"/>
-              <w:bottom w:val="single" w:sz="8" w:space="0" w:color="000000"/>
-              <w:right w:val="nil"/>
-            </w:tcBorders>
-            <w:shd w:val="clear" w:color="auto" w:fill="D9D9D9" w:themeFill="background1" w:themeFillShade="D9"/>
-          </w:tcPr>
-          <w:p>
-            <w:pPr>
-              <w:spacing w:after="0"/>
-              <w:rPr>
-                <w:sz w:val="16"/>
-                <w:szCs w:val="16"/>
-              </w:rPr>
-            </w:pPr>
-          </w:p>
-        </w:tc>
-      </w:tr>
-      <w:tr>
-        <w:tc>
-          <w:tcPr>
-            <w:tcW w:w="5000" w:type="pct"/>
-            <w:tcBorders>
-              <w:top w:val="single" w:sz="8" w:space="0" w:color="000000"/>
-              <w:left w:val="nil"/>
-              <w:bottom w:val="nil"/>
-              <w:right w:val="nil"/>
-            </w:tcBorders>
-          </w:tcPr>
-          <w:p>
-            <w:pPr>
-              <w:spacing w:after="0"/>
-              <w:rPr>
-                <w:sz w:val="16"/>
-                <w:szCs w:val="16"/>
-              </w:rPr>
-            </w:pPr>
-          </w:p>
-        </w:tc>
-      </w:tr>
-      <w:tr>
-        <w:tc>
-          <w:tcPr>
-            <w:tcW w:w="5000" w:type="pct"/>
-            <w:tcBorders>
-              <w:top w:val="nil"/>
-              <w:left w:val="nil"/>
-              <w:bottom w:val="single" w:sz="8" w:space="0" w:color="000000"/>
-              <w:right w:val="nil"/>
-            </w:tcBorders>
-            <w:shd w:val="clear" w:color="auto" w:fill="D9D9D9" w:themeFill="background1" w:themeFillShade="D9"/>
-          </w:tcPr>
-          <w:p>
-            <w:pPr>
-              <w:spacing w:after="0"/>
-              <w:rPr>
-                <w:sz w:val="16"/>
-                <w:szCs w:val="16"/>
-              </w:rPr>
-            </w:pPr>
-          </w:p>
-        </w:tc>
-      </w:tr>
-      <w:tr>
-        <w:tc>
-          <w:tcPr>
-            <w:tcW w:w="5000" w:type="pct"/>
-            <w:tcBorders>
-              <w:top w:val="single" w:sz="8" w:space="0" w:color="000000"/>
-              <w:left w:val="nil"/>
-              <w:bottom w:val="nil"/>
-              <w:right w:val="nil"/>
-            </w:tcBorders>
-          </w:tcPr>
-          <w:p>
-            <w:pPr>
-              <w:spacing w:after="0"/>
-              <w:rPr>
-                <w:sz w:val="16"/>
-                <w:szCs w:val="16"/>
-              </w:rPr>
-            </w:pPr>
-          </w:p>
-        </w:tc>
-      </w:tr>
-      <w:tr>
-        <w:tc>
-          <w:tcPr>
-            <w:tcW w:w="5000" w:type="pct"/>
-            <w:tcBorders>
-              <w:top w:val="nil"/>
-              <w:left w:val="nil"/>
-              <w:bottom w:val="single" w:sz="8" w:space="0" w:color="000000"/>
-              <w:right w:val="nil"/>
-            </w:tcBorders>
-            <w:shd w:val="clear" w:color="auto" w:fill="D9D9D9" w:themeFill="background1" w:themeFillShade="D9"/>
-          </w:tcPr>
-          <w:p>
-            <w:pPr>
-              <w:spacing w:after="0"/>
-              <w:rPr>
-                <w:sz w:val="16"/>
-                <w:szCs w:val="16"/>
-              </w:rPr>
-            </w:pPr>
-          </w:p>
-        </w:tc>
-      </w:tr>
-      <w:tr>
-        <w:tc>
-          <w:tcPr>
-            <w:tcW w:w="5000" w:type="pct"/>
-            <w:tcBorders>
-              <w:top w:val="single" w:sz="8" w:space="0" w:color="000000"/>
-              <w:left w:val="nil"/>
-              <w:bottom w:val="nil"/>
-              <w:right w:val="nil"/>
-            </w:tcBorders>
-          </w:tcPr>
-          <w:p>
-            <w:pPr>
-              <w:spacing w:after="0"/>
-              <w:rPr>
-                <w:sz w:val="16"/>
-                <w:szCs w:val="16"/>
-              </w:rPr>
-            </w:pPr>
-          </w:p>
-        </w:tc>
-      </w:tr>
-      <w:tr>
-        <w:tc>
-          <w:tcPr>
-            <w:tcW w:w="5000" w:type="pct"/>
-            <w:tcBorders>
-              <w:top w:val="nil"/>
-              <w:left w:val="nil"/>
-              <w:bottom w:val="single" w:sz="8" w:space="0" w:color="000000"/>
-              <w:right w:val="nil"/>
-            </w:tcBorders>
-            <w:shd w:val="clear" w:color="auto" w:fill="D9D9D9" w:themeFill="background1" w:themeFillShade="D9"/>
-          </w:tcPr>
-          <w:p>
-            <w:pPr>
-              <w:spacing w:after="0"/>
-              <w:rPr>
-                <w:sz w:val="16"/>
-                <w:szCs w:val="16"/>
-              </w:rPr>
-            </w:pPr>
-          </w:p>
-        </w:tc>
-      </w:tr>
-      <w:tr>
-        <w:tc>
-          <w:tcPr>
-            <w:tcW w:w="5000" w:type="pct"/>
-            <w:tcBorders>
-              <w:top w:val="single" w:sz="8" w:space="0" w:color="000000"/>
-              <w:left w:val="nil"/>
-              <w:bottom w:val="nil"/>
-              <w:right w:val="nil"/>
-            </w:tcBorders>
-          </w:tcPr>
-          <w:p>
-            <w:pPr>
-              <w:spacing w:after="0"/>
-              <w:rPr>
-                <w:sz w:val="16"/>
-                <w:szCs w:val="16"/>
-              </w:rPr>
-            </w:pPr>
-          </w:p>
-        </w:tc>
-      </w:tr>
-      <w:tr>
-        <w:tc>
-          <w:tcPr>
-            <w:tcW w:w="5000" w:type="pct"/>
-            <w:tcBorders>
-              <w:top w:val="nil"/>
-              <w:left w:val="nil"/>
-              <w:bottom w:val="single" w:sz="8" w:space="0" w:color="000000"/>
-              <w:right w:val="nil"/>
-            </w:tcBorders>
-            <w:shd w:val="clear" w:color="auto" w:fill="D9D9D9" w:themeFill="background1" w:themeFillShade="D9"/>
-          </w:tcPr>
-          <w:p>
-            <w:pPr>
-              <w:spacing w:after="0"/>
-              <w:rPr>
-                <w:sz w:val="16"/>
-                <w:szCs w:val="16"/>
-              </w:rPr>
-            </w:pPr>
-          </w:p>
+            <w:tcW w:w="720" w:type="dxa"/>
+            <w:vAlign w:val="center"/>
+          </w:tcPr>
+          <w:p>
+            <w:pPr>
+              <w:jc w:val="center"/>
+              <w:rPr>
+                <w:b/>
+              </w:rPr>
+            </w:pPr>
+            <w:r>
+              <w:rPr>
+                <w:b/>
+                <w:sz w:val="18"/>
+              </w:rPr>
+              <w:t>1-2, 4</w:t>
+            </w:r>
+          </w:p>
+        </w:tc>
+        <w:tc>
+          <w:tcPr>
+            <w:tcW w:w="9360" w:type="dxa"/>
+            <w:gridSpan w:val="2"/>
+          </w:tcPr>
+          <w:p>
+            <w:r>
+              <w:t>Correct directory structure, with correct naming convention</w:t>
+            </w:r>
+          </w:p>
+        </w:tc>
+        <w:tc>
+          <w:tcPr>
+            <w:tcW w:w="778" w:type="dxa"/>
+          </w:tcPr>
+          <w:p/>
+        </w:tc>
+      </w:tr>
+      <w:tr>
+        <w:trPr>
+          <w:trHeight w:val="135"/>
+        </w:trPr>
+        <w:tc>
+          <w:tcPr>
+            <w:tcW w:w="720" w:type="dxa"/>
+            <w:vMerge w:val="restart"/>
+            <w:vAlign w:val="center"/>
+          </w:tcPr>
+          <w:p>
+            <w:pPr>
+              <w:jc w:val="center"/>
+              <w:rPr>
+                <w:b/>
+              </w:rPr>
+            </w:pPr>
+            <w:r>
+              <w:rPr>
+                <w:b/>
+              </w:rPr>
+              <w:t>3</w:t>
+            </w:r>
+          </w:p>
+        </w:tc>
+        <w:tc>
+          <w:tcPr>
+            <w:tcW w:w="4680" w:type="dxa"/>
+          </w:tcPr>
+          <w:p>
+            <w:r>
+              <w:t>Read all pages</w:t>
+            </w:r>
+          </w:p>
+        </w:tc>
+        <w:tc>
+          <w:tcPr>
+            <w:tcW w:w="4680" w:type="dxa"/>
+          </w:tcPr>
+          <w:p>
+            <w:r>
+              <w:t>Used all Flash Cards</w:t>
+            </w:r>
+          </w:p>
+        </w:tc>
+        <w:tc>
+          <w:tcPr>
+            <w:tcW w:w="778" w:type="dxa"/>
+            <w:vMerge w:val="restart"/>
+          </w:tcPr>
+          <w:p/>
+        </w:tc>
+      </w:tr>
+      <w:tr>
+        <w:trPr>
+          <w:trHeight w:val="135"/>
+        </w:trPr>
+        <w:tc>
+          <w:tcPr>
+            <w:tcW w:w="720" w:type="dxa"/>
+            <w:vMerge/>
+            <w:vAlign w:val="center"/>
+          </w:tcPr>
+          <w:p>
+            <w:pPr>
+              <w:jc w:val="center"/>
+              <w:rPr>
+                <w:b/>
+              </w:rPr>
+            </w:pPr>
+          </w:p>
+        </w:tc>
+        <w:tc>
+          <w:tcPr>
+            <w:tcW w:w="4680" w:type="dxa"/>
+          </w:tcPr>
+          <w:p>
+            <w:r>
+              <w:t>All Quizzes over 80%</w:t>
+            </w:r>
+          </w:p>
+        </w:tc>
+        <w:tc>
+          <w:tcPr>
+            <w:tcW w:w="4680" w:type="dxa"/>
+          </w:tcPr>
+          <w:p>
+            <w:r>
+              <w:t>All Exercises over 80%</w:t>
+            </w:r>
+          </w:p>
+        </w:tc>
+        <w:tc>
+          <w:tcPr>
+            <w:tcW w:w="778" w:type="dxa"/>
+            <w:vMerge/>
+          </w:tcPr>
+          <w:p/>
+        </w:tc>
+      </w:tr>
+      <w:tr>
+        <w:tc>
+          <w:tcPr>
+            <w:tcW w:w="720" w:type="dxa"/>
+            <w:vAlign w:val="center"/>
+          </w:tcPr>
+          <w:p>
+            <w:pPr>
+              <w:jc w:val="center"/>
+              <w:rPr>
+                <w:b/>
+              </w:rPr>
+            </w:pPr>
+            <w:r>
+              <w:rPr>
+                <w:b/>
+              </w:rPr>
+              <w:t>4</w:t>
+            </w:r>
+          </w:p>
+        </w:tc>
+        <w:tc>
+          <w:tcPr>
+            <w:tcW w:w="9360" w:type="dxa"/>
+            <w:gridSpan w:val="2"/>
+          </w:tcPr>
+          <w:p>
+            <w:r>
+              <w:t>All labs completed as assigned</w:t>
+            </w:r>
+          </w:p>
+        </w:tc>
+        <w:tc>
+          <w:tcPr>
+            <w:tcW w:w="778" w:type="dxa"/>
+          </w:tcPr>
+          <w:p/>
         </w:tc>
       </w:tr>
     </w:tbl>
@@ -1804,19 +2611,7 @@
         <w:pStyle w:val="Heading1"/>
       </w:pPr>
       <w:r>
-        <w:lastRenderedPageBreak/>
-        <w:t>G</w:t>
-      </w:r>
-      <w:r>
-        <w:t>rading</w:t>
-      </w:r>
-    </w:p>
-    <w:p>
-      <w:pPr>
-        <w:pStyle w:val="Heading1"/>
-      </w:pPr>
-      <w:r>
-        <w:t>Multiplayer Game</w:t>
+        <w:t>Certification Research</w:t>
       </w:r>
     </w:p>
     <w:tbl>
@@ -1834,7 +2629,7 @@
       </w:tblGrid>
       <w:tr>
         <w:trPr>
-          <w:trHeight w:val="432"/>
+          <w:trHeight w:val="288"/>
         </w:trPr>
         <w:tc>
           <w:tcPr>
@@ -1845,17 +2640,17 @@
           <w:p>
             <w:pPr>
               <w:pStyle w:val="NoSpacing"/>
-              <w:jc w:val="center"/>
               <w:rPr>
                 <w:rFonts w:ascii="Calibri" w:eastAsia="Times New Roman" w:hAnsi="Calibri" w:cs="Calibri"/>
                 <w:color w:val="000000"/>
                 <w:sz w:val="20"/>
-                <w:szCs w:val="22"/>
+                <w:szCs w:val="20"/>
               </w:rPr>
             </w:pPr>
             <w:r>
               <w:rPr>
                 <w:sz w:val="20"/>
+                <w:szCs w:val="20"/>
               </w:rPr>
               <w:t>1</w:t>
             </w:r>
@@ -1874,14 +2669,15 @@
                 <w:rFonts w:ascii="Calibri" w:eastAsia="Times New Roman" w:hAnsi="Calibri" w:cs="Calibri"/>
                 <w:color w:val="000000"/>
                 <w:sz w:val="20"/>
-                <w:szCs w:val="22"/>
+                <w:szCs w:val="20"/>
               </w:rPr>
             </w:pPr>
             <w:r>
               <w:rPr>
                 <w:sz w:val="20"/>
-              </w:rPr>
-              <w:t>Game Server Setup</w:t>
+                <w:szCs w:val="20"/>
+              </w:rPr>
+              <w:t>Certification Choice</w:t>
             </w:r>
           </w:p>
         </w:tc>
@@ -1898,14 +2694,15 @@
                 <w:rFonts w:ascii="Calibri" w:eastAsia="Times New Roman" w:hAnsi="Calibri" w:cs="Calibri"/>
                 <w:color w:val="000000"/>
                 <w:sz w:val="20"/>
-                <w:szCs w:val="22"/>
+                <w:szCs w:val="20"/>
               </w:rPr>
             </w:pPr>
             <w:r>
               <w:rPr>
                 <w:sz w:val="20"/>
-              </w:rPr>
-              <w:t>Node.js + Express server runs without errors and serves client pages correctly</w:t>
+                <w:szCs w:val="20"/>
+              </w:rPr>
+              <w:t>Relevant programming certification chosen with clear purpose.</w:t>
             </w:r>
           </w:p>
         </w:tc>
@@ -1931,7 +2728,7 @@
       </w:tr>
       <w:tr>
         <w:trPr>
-          <w:trHeight w:val="432"/>
+          <w:trHeight w:val="288"/>
         </w:trPr>
         <w:tc>
           <w:tcPr>
@@ -1941,17 +2738,17 @@
           <w:p>
             <w:pPr>
               <w:pStyle w:val="NoSpacing"/>
-              <w:jc w:val="center"/>
               <w:rPr>
                 <w:rFonts w:ascii="Calibri" w:eastAsia="Times New Roman" w:hAnsi="Calibri" w:cs="Calibri"/>
                 <w:color w:val="000000"/>
                 <w:sz w:val="20"/>
-                <w:szCs w:val="22"/>
+                <w:szCs w:val="20"/>
               </w:rPr>
             </w:pPr>
             <w:r>
               <w:rPr>
                 <w:sz w:val="20"/>
+                <w:szCs w:val="20"/>
               </w:rPr>
               <w:t>2</w:t>
             </w:r>
@@ -1969,14 +2766,15 @@
                 <w:rFonts w:ascii="Calibri" w:eastAsia="Times New Roman" w:hAnsi="Calibri" w:cs="Calibri"/>
                 <w:color w:val="000000"/>
                 <w:sz w:val="20"/>
-                <w:szCs w:val="22"/>
+                <w:szCs w:val="20"/>
               </w:rPr>
             </w:pPr>
             <w:r>
               <w:rPr>
                 <w:sz w:val="20"/>
-              </w:rPr>
-              <w:t>WebSocket Integration</w:t>
+                <w:szCs w:val="20"/>
+              </w:rPr>
+              <w:t>Research Accuracy</w:t>
             </w:r>
           </w:p>
         </w:tc>
@@ -1992,14 +2790,15 @@
                 <w:rFonts w:ascii="Calibri" w:eastAsia="Times New Roman" w:hAnsi="Calibri" w:cs="Calibri"/>
                 <w:color w:val="000000"/>
                 <w:sz w:val="20"/>
-                <w:szCs w:val="22"/>
+                <w:szCs w:val="20"/>
               </w:rPr>
             </w:pPr>
             <w:r>
               <w:rPr>
                 <w:sz w:val="20"/>
-              </w:rPr>
-              <w:t>WebSocket or Socket.IO server added and functioning; clients can send and receive messages</w:t>
+                <w:szCs w:val="20"/>
+              </w:rPr>
+              <w:t>Includes correct exam details: vendor, format, and cost.</w:t>
             </w:r>
           </w:p>
         </w:tc>
@@ -2024,7 +2823,7 @@
       </w:tr>
       <w:tr>
         <w:trPr>
-          <w:trHeight w:val="432"/>
+          <w:trHeight w:val="288"/>
         </w:trPr>
         <w:tc>
           <w:tcPr>
@@ -2034,17 +2833,15 @@
           <w:p>
             <w:pPr>
               <w:pStyle w:val="NoSpacing"/>
-              <w:jc w:val="center"/>
-              <w:rPr>
-                <w:rFonts w:ascii="Calibri" w:eastAsia="Times New Roman" w:hAnsi="Calibri" w:cs="Calibri"/>
-                <w:color w:val="000000"/>
+              <w:rPr>
                 <w:sz w:val="20"/>
-                <w:szCs w:val="22"/>
+                <w:szCs w:val="20"/>
               </w:rPr>
             </w:pPr>
             <w:r>
               <w:rPr>
                 <w:sz w:val="20"/>
+                <w:szCs w:val="20"/>
               </w:rPr>
               <w:t>3</w:t>
             </w:r>
@@ -2059,17 +2856,16 @@
             <w:pPr>
               <w:pStyle w:val="NoSpacing"/>
               <w:rPr>
-                <w:rFonts w:ascii="Calibri" w:eastAsia="Times New Roman" w:hAnsi="Calibri" w:cs="Calibri"/>
-                <w:color w:val="000000"/>
                 <w:sz w:val="20"/>
-                <w:szCs w:val="22"/>
+                <w:szCs w:val="20"/>
               </w:rPr>
             </w:pPr>
             <w:r>
               <w:rPr>
                 <w:sz w:val="20"/>
-              </w:rPr>
-              <w:t>Real-Time or Turn-Based Logic</w:t>
+                <w:szCs w:val="20"/>
+              </w:rPr>
+              <w:t>Training Course</w:t>
             </w:r>
           </w:p>
         </w:tc>
@@ -2082,17 +2878,16 @@
             <w:pPr>
               <w:pStyle w:val="NoSpacing"/>
               <w:rPr>
-                <w:rFonts w:ascii="Calibri" w:eastAsia="Times New Roman" w:hAnsi="Calibri" w:cs="Calibri"/>
-                <w:color w:val="000000"/>
                 <w:sz w:val="20"/>
-                <w:szCs w:val="22"/>
+                <w:szCs w:val="20"/>
               </w:rPr>
             </w:pPr>
             <w:r>
               <w:rPr>
                 <w:sz w:val="20"/>
-              </w:rPr>
-              <w:t>Game is playable in real time or turn-based mode with correct turn enforcement (no out-of-turn moves)</w:t>
+                <w:szCs w:val="20"/>
+              </w:rPr>
+              <w:t>Includes one prep course with provider and cost.</w:t>
             </w:r>
           </w:p>
         </w:tc>
@@ -2117,7 +2912,7 @@
       </w:tr>
       <w:tr>
         <w:trPr>
-          <w:trHeight w:val="432"/>
+          <w:trHeight w:val="288"/>
         </w:trPr>
         <w:tc>
           <w:tcPr>
@@ -2127,17 +2922,15 @@
           <w:p>
             <w:pPr>
               <w:pStyle w:val="NoSpacing"/>
-              <w:jc w:val="center"/>
-              <w:rPr>
-                <w:rFonts w:ascii="Calibri" w:eastAsia="Times New Roman" w:hAnsi="Calibri" w:cs="Calibri"/>
-                <w:color w:val="000000"/>
+              <w:rPr>
                 <w:sz w:val="20"/>
-                <w:szCs w:val="22"/>
+                <w:szCs w:val="20"/>
               </w:rPr>
             </w:pPr>
             <w:r>
               <w:rPr>
                 <w:sz w:val="20"/>
+                <w:szCs w:val="20"/>
               </w:rPr>
               <w:t>4</w:t>
             </w:r>
@@ -2152,17 +2945,16 @@
             <w:pPr>
               <w:pStyle w:val="NoSpacing"/>
               <w:rPr>
-                <w:rFonts w:ascii="Calibri" w:eastAsia="Times New Roman" w:hAnsi="Calibri" w:cs="Calibri"/>
-                <w:color w:val="000000"/>
                 <w:sz w:val="20"/>
-                <w:szCs w:val="22"/>
+                <w:szCs w:val="20"/>
               </w:rPr>
             </w:pPr>
             <w:r>
               <w:rPr>
                 <w:sz w:val="20"/>
-              </w:rPr>
-              <w:t>Live Client Updates</w:t>
+                <w:szCs w:val="20"/>
+              </w:rPr>
+              <w:t>Payment Summary</w:t>
             </w:r>
           </w:p>
         </w:tc>
@@ -2175,17 +2967,16 @@
             <w:pPr>
               <w:pStyle w:val="NoSpacing"/>
               <w:rPr>
-                <w:rFonts w:ascii="Calibri" w:eastAsia="Times New Roman" w:hAnsi="Calibri" w:cs="Calibri"/>
-                <w:color w:val="000000"/>
                 <w:sz w:val="20"/>
-                <w:szCs w:val="22"/>
+                <w:szCs w:val="20"/>
               </w:rPr>
             </w:pPr>
             <w:r>
               <w:rPr>
                 <w:sz w:val="20"/>
-              </w:rPr>
-              <w:t>Game updates on all clients instantly without manual refresh</w:t>
+                <w:szCs w:val="20"/>
+              </w:rPr>
+              <w:t>Costs and providers clearly listed and totaled.</w:t>
             </w:r>
           </w:p>
         </w:tc>
@@ -2210,7 +3001,7 @@
       </w:tr>
       <w:tr>
         <w:trPr>
-          <w:trHeight w:val="432"/>
+          <w:trHeight w:val="288"/>
         </w:trPr>
         <w:tc>
           <w:tcPr>
@@ -2220,17 +3011,15 @@
           <w:p>
             <w:pPr>
               <w:pStyle w:val="NoSpacing"/>
-              <w:jc w:val="center"/>
-              <w:rPr>
-                <w:rFonts w:ascii="Calibri" w:eastAsia="Times New Roman" w:hAnsi="Calibri" w:cs="Calibri"/>
-                <w:color w:val="000000"/>
+              <w:rPr>
                 <w:sz w:val="20"/>
-                <w:szCs w:val="22"/>
+                <w:szCs w:val="20"/>
               </w:rPr>
             </w:pPr>
             <w:r>
               <w:rPr>
                 <w:sz w:val="20"/>
+                <w:szCs w:val="20"/>
               </w:rPr>
               <w:t>5</w:t>
             </w:r>
@@ -2245,17 +3034,16 @@
             <w:pPr>
               <w:pStyle w:val="NoSpacing"/>
               <w:rPr>
-                <w:rFonts w:ascii="Calibri" w:eastAsia="Times New Roman" w:hAnsi="Calibri" w:cs="Calibri"/>
-                <w:color w:val="000000"/>
                 <w:sz w:val="20"/>
-                <w:szCs w:val="22"/>
+                <w:szCs w:val="20"/>
               </w:rPr>
             </w:pPr>
             <w:r>
               <w:rPr>
                 <w:sz w:val="20"/>
-              </w:rPr>
-              <w:t>Multiplayer Support</w:t>
+                <w:szCs w:val="20"/>
+              </w:rPr>
+              <w:t>Justification</w:t>
             </w:r>
           </w:p>
         </w:tc>
@@ -2268,17 +3056,16 @@
             <w:pPr>
               <w:pStyle w:val="NoSpacing"/>
               <w:rPr>
-                <w:rFonts w:ascii="Calibri" w:eastAsia="Times New Roman" w:hAnsi="Calibri" w:cs="Calibri"/>
-                <w:color w:val="000000"/>
                 <w:sz w:val="20"/>
-                <w:szCs w:val="22"/>
+                <w:szCs w:val="20"/>
               </w:rPr>
             </w:pPr>
             <w:r>
               <w:rPr>
                 <w:sz w:val="20"/>
-              </w:rPr>
-              <w:t>Server supports at least one game session with 2 or more players connected simultaneously</w:t>
+                <w:szCs w:val="20"/>
+              </w:rPr>
+              <w:t>Explains how certification supports programming goals.</w:t>
             </w:r>
           </w:p>
         </w:tc>
@@ -2303,7 +3090,7 @@
       </w:tr>
       <w:tr>
         <w:trPr>
-          <w:trHeight w:val="432"/>
+          <w:trHeight w:val="288"/>
         </w:trPr>
         <w:tc>
           <w:tcPr>
@@ -2313,17 +3100,15 @@
           <w:p>
             <w:pPr>
               <w:pStyle w:val="NoSpacing"/>
-              <w:jc w:val="center"/>
-              <w:rPr>
-                <w:rFonts w:ascii="Calibri" w:eastAsia="Times New Roman" w:hAnsi="Calibri" w:cs="Calibri"/>
-                <w:color w:val="000000"/>
+              <w:rPr>
                 <w:sz w:val="20"/>
-                <w:szCs w:val="22"/>
+                <w:szCs w:val="20"/>
               </w:rPr>
             </w:pPr>
             <w:r>
               <w:rPr>
                 <w:sz w:val="20"/>
+                <w:szCs w:val="20"/>
               </w:rPr>
               <w:t>6</w:t>
             </w:r>
@@ -2338,17 +3123,16 @@
             <w:pPr>
               <w:pStyle w:val="NoSpacing"/>
               <w:rPr>
-                <w:rFonts w:ascii="Calibri" w:eastAsia="Times New Roman" w:hAnsi="Calibri" w:cs="Calibri"/>
-                <w:color w:val="000000"/>
                 <w:sz w:val="20"/>
-                <w:szCs w:val="22"/>
+                <w:szCs w:val="20"/>
               </w:rPr>
             </w:pPr>
             <w:r>
               <w:rPr>
                 <w:sz w:val="20"/>
-              </w:rPr>
-              <w:t>Game Reset Functionality</w:t>
+                <w:szCs w:val="20"/>
+              </w:rPr>
+              <w:t>Presentation</w:t>
             </w:r>
           </w:p>
         </w:tc>
@@ -2361,17 +3145,16 @@
             <w:pPr>
               <w:pStyle w:val="NoSpacing"/>
               <w:rPr>
-                <w:rFonts w:ascii="Calibri" w:eastAsia="Times New Roman" w:hAnsi="Calibri" w:cs="Calibri"/>
-                <w:color w:val="000000"/>
                 <w:sz w:val="20"/>
-                <w:szCs w:val="22"/>
+                <w:szCs w:val="20"/>
               </w:rPr>
             </w:pPr>
             <w:r>
               <w:rPr>
                 <w:sz w:val="20"/>
-              </w:rPr>
-              <w:t>Game resets properly when finished or when a player quits</w:t>
+                <w:szCs w:val="20"/>
+              </w:rPr>
+              <w:t>Document is clear, professional, and on time.</w:t>
             </w:r>
           </w:p>
         </w:tc>
@@ -2394,331 +3177,10 @@
           </w:p>
         </w:tc>
       </w:tr>
-      <w:tr>
-        <w:trPr>
-          <w:trHeight w:val="432"/>
-        </w:trPr>
-        <w:tc>
-          <w:tcPr>
-            <w:tcW w:w="720" w:type="dxa"/>
-            <w:vAlign w:val="center"/>
-          </w:tcPr>
-          <w:p>
-            <w:pPr>
-              <w:pStyle w:val="NoSpacing"/>
-              <w:jc w:val="center"/>
-              <w:rPr>
-                <w:rFonts w:ascii="Calibri" w:eastAsia="Times New Roman" w:hAnsi="Calibri" w:cs="Calibri"/>
-                <w:color w:val="000000"/>
-                <w:sz w:val="20"/>
-                <w:szCs w:val="22"/>
-              </w:rPr>
-            </w:pPr>
-            <w:r>
-              <w:rPr>
-                <w:sz w:val="20"/>
-              </w:rPr>
-              <w:t>7</w:t>
-            </w:r>
-          </w:p>
-        </w:tc>
-        <w:tc>
-          <w:tcPr>
-            <w:tcW w:w="3168" w:type="dxa"/>
-            <w:vAlign w:val="center"/>
-          </w:tcPr>
-          <w:p>
-            <w:pPr>
-              <w:pStyle w:val="NoSpacing"/>
-              <w:rPr>
-                <w:rFonts w:ascii="Calibri" w:eastAsia="Times New Roman" w:hAnsi="Calibri" w:cs="Calibri"/>
-                <w:color w:val="000000"/>
-                <w:sz w:val="20"/>
-                <w:szCs w:val="22"/>
-              </w:rPr>
-            </w:pPr>
-            <w:r>
-              <w:rPr>
-                <w:sz w:val="20"/>
-              </w:rPr>
-              <w:t>Game Quality</w:t>
-            </w:r>
-          </w:p>
-        </w:tc>
-        <w:tc>
-          <w:tcPr>
-            <w:tcW w:w="6192" w:type="dxa"/>
-            <w:vAlign w:val="center"/>
-          </w:tcPr>
-          <w:p>
-            <w:pPr>
-              <w:pStyle w:val="NoSpacing"/>
-              <w:rPr>
-                <w:rFonts w:ascii="Calibri" w:eastAsia="Times New Roman" w:hAnsi="Calibri" w:cs="Calibri"/>
-                <w:color w:val="000000"/>
-                <w:sz w:val="20"/>
-                <w:szCs w:val="22"/>
-              </w:rPr>
-            </w:pPr>
-            <w:r>
-              <w:rPr>
-                <w:sz w:val="20"/>
-              </w:rPr>
-              <w:t>Game is complete, valid, playable, and reasonably fun or engaging</w:t>
-            </w:r>
-          </w:p>
-        </w:tc>
-        <w:tc>
-          <w:tcPr>
-            <w:tcW w:w="778" w:type="dxa"/>
-            <w:noWrap/>
-            <w:vAlign w:val="center"/>
-          </w:tcPr>
-          <w:p>
-            <w:pPr>
-              <w:pStyle w:val="NoSpacing"/>
-              <w:rPr>
-                <w:rFonts w:ascii="Calibri" w:eastAsia="Times New Roman" w:hAnsi="Calibri" w:cs="Calibri"/>
-                <w:color w:val="000000"/>
-                <w:sz w:val="21"/>
-                <w:szCs w:val="22"/>
-              </w:rPr>
-            </w:pPr>
-          </w:p>
-        </w:tc>
-      </w:tr>
     </w:tbl>
     <w:p>
       <w:pPr>
         <w:pStyle w:val="Heading1"/>
-        <w:rPr>
-          <w:i/>
-          <w:sz w:val="24"/>
-          <w:szCs w:val="24"/>
-        </w:rPr>
-      </w:pPr>
-      <w:r>
-        <w:t xml:space="preserve">CIW Lesson </w:t>
-      </w:r>
-      <w:r>
-        <w:t>9</w:t>
-      </w:r>
-      <w:r>
-        <w:t xml:space="preserve"> </w:t>
-      </w:r>
-      <w:r>
-        <w:rPr>
-          <w:i/>
-          <w:sz w:val="24"/>
-          <w:szCs w:val="24"/>
-        </w:rPr>
-        <w:t>CIW</w:t>
-      </w:r>
-      <w:r>
-        <w:rPr>
-          <w:i/>
-          <w:sz w:val="24"/>
-          <w:szCs w:val="24"/>
-        </w:rPr>
-        <w:t xml:space="preserve"> Submission Rules, DP09</w:t>
-      </w:r>
-    </w:p>
-    <w:tbl>
-      <w:tblPr>
-        <w:tblStyle w:val="TableGrid"/>
-        <w:tblW w:w="10858" w:type="dxa"/>
-        <w:tblLayout w:type="fixed"/>
-        <w:tblLook w:val="04A0" w:firstRow="1" w:lastRow="0" w:firstColumn="1" w:lastColumn="0" w:noHBand="0" w:noVBand="1"/>
-      </w:tblPr>
-      <w:tblGrid>
-        <w:gridCol w:w="720"/>
-        <w:gridCol w:w="4680"/>
-        <w:gridCol w:w="4680"/>
-        <w:gridCol w:w="778"/>
-      </w:tblGrid>
-      <w:tr>
-        <w:tc>
-          <w:tcPr>
-            <w:tcW w:w="720" w:type="dxa"/>
-            <w:vAlign w:val="center"/>
-          </w:tcPr>
-          <w:p>
-            <w:pPr>
-              <w:jc w:val="center"/>
-              <w:rPr>
-                <w:b/>
-              </w:rPr>
-            </w:pPr>
-            <w:r>
-              <w:rPr>
-                <w:b/>
-                <w:sz w:val="18"/>
-              </w:rPr>
-              <w:t>1-2, 4</w:t>
-            </w:r>
-          </w:p>
-        </w:tc>
-        <w:tc>
-          <w:tcPr>
-            <w:tcW w:w="9360" w:type="dxa"/>
-            <w:gridSpan w:val="2"/>
-          </w:tcPr>
-          <w:p>
-            <w:r>
-              <w:t>Correct directory structure, with correct naming convention</w:t>
-            </w:r>
-          </w:p>
-        </w:tc>
-        <w:tc>
-          <w:tcPr>
-            <w:tcW w:w="778" w:type="dxa"/>
-          </w:tcPr>
-          <w:p/>
-        </w:tc>
-      </w:tr>
-      <w:tr>
-        <w:trPr>
-          <w:trHeight w:val="135"/>
-        </w:trPr>
-        <w:tc>
-          <w:tcPr>
-            <w:tcW w:w="720" w:type="dxa"/>
-            <w:vMerge w:val="restart"/>
-            <w:vAlign w:val="center"/>
-          </w:tcPr>
-          <w:p>
-            <w:pPr>
-              <w:jc w:val="center"/>
-              <w:rPr>
-                <w:b/>
-              </w:rPr>
-            </w:pPr>
-            <w:r>
-              <w:rPr>
-                <w:b/>
-              </w:rPr>
-              <w:t>3</w:t>
-            </w:r>
-          </w:p>
-        </w:tc>
-        <w:tc>
-          <w:tcPr>
-            <w:tcW w:w="4680" w:type="dxa"/>
-          </w:tcPr>
-          <w:p>
-            <w:r>
-              <w:t>Read all pages</w:t>
-            </w:r>
-          </w:p>
-        </w:tc>
-        <w:tc>
-          <w:tcPr>
-            <w:tcW w:w="4680" w:type="dxa"/>
-          </w:tcPr>
-          <w:p>
-            <w:r>
-              <w:t>Used all Flash Cards</w:t>
-            </w:r>
-          </w:p>
-        </w:tc>
-        <w:tc>
-          <w:tcPr>
-            <w:tcW w:w="778" w:type="dxa"/>
-            <w:vMerge w:val="restart"/>
-          </w:tcPr>
-          <w:p/>
-        </w:tc>
-      </w:tr>
-      <w:tr>
-        <w:trPr>
-          <w:trHeight w:val="135"/>
-        </w:trPr>
-        <w:tc>
-          <w:tcPr>
-            <w:tcW w:w="720" w:type="dxa"/>
-            <w:vMerge/>
-            <w:vAlign w:val="center"/>
-          </w:tcPr>
-          <w:p>
-            <w:pPr>
-              <w:jc w:val="center"/>
-              <w:rPr>
-                <w:b/>
-              </w:rPr>
-            </w:pPr>
-          </w:p>
-        </w:tc>
-        <w:tc>
-          <w:tcPr>
-            <w:tcW w:w="4680" w:type="dxa"/>
-          </w:tcPr>
-          <w:p>
-            <w:r>
-              <w:t>All Quizzes over 80%</w:t>
-            </w:r>
-          </w:p>
-        </w:tc>
-        <w:tc>
-          <w:tcPr>
-            <w:tcW w:w="4680" w:type="dxa"/>
-          </w:tcPr>
-          <w:p>
-            <w:r>
-              <w:t>All Exercises over 80%</w:t>
-            </w:r>
-          </w:p>
-        </w:tc>
-        <w:tc>
-          <w:tcPr>
-            <w:tcW w:w="778" w:type="dxa"/>
-            <w:vMerge/>
-          </w:tcPr>
-          <w:p/>
-        </w:tc>
-      </w:tr>
-      <w:tr>
-        <w:tc>
-          <w:tcPr>
-            <w:tcW w:w="720" w:type="dxa"/>
-            <w:vAlign w:val="center"/>
-          </w:tcPr>
-          <w:p>
-            <w:pPr>
-              <w:jc w:val="center"/>
-              <w:rPr>
-                <w:b/>
-              </w:rPr>
-            </w:pPr>
-            <w:r>
-              <w:rPr>
-                <w:b/>
-              </w:rPr>
-              <w:t>4</w:t>
-            </w:r>
-          </w:p>
-        </w:tc>
-        <w:tc>
-          <w:tcPr>
-            <w:tcW w:w="9360" w:type="dxa"/>
-            <w:gridSpan w:val="2"/>
-          </w:tcPr>
-          <w:p>
-            <w:r>
-              <w:t>All labs completed as assigned</w:t>
-            </w:r>
-          </w:p>
-        </w:tc>
-        <w:tc>
-          <w:tcPr>
-            <w:tcW w:w="778" w:type="dxa"/>
-          </w:tcPr>
-          <w:p/>
-        </w:tc>
-      </w:tr>
-    </w:tbl>
-    <w:p>
-      <w:pPr>
-        <w:pStyle w:val="Heading1"/>
       </w:pPr>
       <w:r>
         <w:t>Weekly</w:t>
@@ -2726,11 +3188,19 @@
       <w:r>
         <w:t xml:space="preserve"> Scrum </w:t>
       </w:r>
+      <w:proofErr w:type="gramStart"/>
       <w:r>
         <w:rPr>
           <w:sz w:val="22"/>
         </w:rPr>
-        <w:t>Company:________________________</w:t>
+        <w:t>Company:_</w:t>
+      </w:r>
+      <w:proofErr w:type="gramEnd"/>
+      <w:r>
+        <w:rPr>
+          <w:sz w:val="22"/>
+        </w:rPr>
+        <w:t>_______________________</w:t>
       </w:r>
       <w:r>
         <w:rPr>
@@ -3384,7 +3854,6 @@
         </w:tc>
       </w:tr>
     </w:tbl>
-    <w:p/>
     <w:p/>
     <w:sectPr>
       <w:footerReference w:type="default" r:id="rId11"/>
@@ -4147,6 +4616,127 @@
     </w:lvl>
   </w:abstractNum>
   <w:abstractNum w:abstractNumId="4" w15:restartNumberingAfterBreak="0">
+    <w:nsid w:val="16415D9E"/>
+    <w:multiLevelType w:val="multilevel"/>
+    <w:tmpl w:val="5E34577A"/>
+    <w:lvl w:ilvl="0">
+      <w:start w:val="1"/>
+      <w:numFmt w:val="decimal"/>
+      <w:lvlText w:val="%1."/>
+      <w:lvlJc w:val="left"/>
+      <w:pPr>
+        <w:tabs>
+          <w:tab w:val="num" w:pos="720"/>
+        </w:tabs>
+        <w:ind w:left="720" w:hanging="360"/>
+      </w:pPr>
+    </w:lvl>
+    <w:lvl w:ilvl="1">
+      <w:start w:val="1"/>
+      <w:numFmt w:val="bullet"/>
+      <w:lvlText w:val="o"/>
+      <w:lvlJc w:val="left"/>
+      <w:pPr>
+        <w:tabs>
+          <w:tab w:val="num" w:pos="1440"/>
+        </w:tabs>
+        <w:ind w:left="1440" w:hanging="360"/>
+      </w:pPr>
+      <w:rPr>
+        <w:rFonts w:ascii="Courier New" w:hAnsi="Courier New" w:hint="default"/>
+        <w:sz w:val="20"/>
+      </w:rPr>
+    </w:lvl>
+    <w:lvl w:ilvl="2">
+      <w:start w:val="1"/>
+      <w:numFmt w:val="bullet"/>
+      <w:lvlText w:val=""/>
+      <w:lvlJc w:val="left"/>
+      <w:pPr>
+        <w:tabs>
+          <w:tab w:val="num" w:pos="2160"/>
+        </w:tabs>
+        <w:ind w:left="2160" w:hanging="360"/>
+      </w:pPr>
+      <w:rPr>
+        <w:rFonts w:ascii="Wingdings" w:hAnsi="Wingdings" w:hint="default"/>
+        <w:sz w:val="20"/>
+      </w:rPr>
+    </w:lvl>
+    <w:lvl w:ilvl="3" w:tentative="1">
+      <w:start w:val="1"/>
+      <w:numFmt w:val="decimal"/>
+      <w:lvlText w:val="%4."/>
+      <w:lvlJc w:val="left"/>
+      <w:pPr>
+        <w:tabs>
+          <w:tab w:val="num" w:pos="2880"/>
+        </w:tabs>
+        <w:ind w:left="2880" w:hanging="360"/>
+      </w:pPr>
+    </w:lvl>
+    <w:lvl w:ilvl="4" w:tentative="1">
+      <w:start w:val="1"/>
+      <w:numFmt w:val="decimal"/>
+      <w:lvlText w:val="%5."/>
+      <w:lvlJc w:val="left"/>
+      <w:pPr>
+        <w:tabs>
+          <w:tab w:val="num" w:pos="3600"/>
+        </w:tabs>
+        <w:ind w:left="3600" w:hanging="360"/>
+      </w:pPr>
+    </w:lvl>
+    <w:lvl w:ilvl="5" w:tentative="1">
+      <w:start w:val="1"/>
+      <w:numFmt w:val="decimal"/>
+      <w:lvlText w:val="%6."/>
+      <w:lvlJc w:val="left"/>
+      <w:pPr>
+        <w:tabs>
+          <w:tab w:val="num" w:pos="4320"/>
+        </w:tabs>
+        <w:ind w:left="4320" w:hanging="360"/>
+      </w:pPr>
+    </w:lvl>
+    <w:lvl w:ilvl="6" w:tentative="1">
+      <w:start w:val="1"/>
+      <w:numFmt w:val="decimal"/>
+      <w:lvlText w:val="%7."/>
+      <w:lvlJc w:val="left"/>
+      <w:pPr>
+        <w:tabs>
+          <w:tab w:val="num" w:pos="5040"/>
+        </w:tabs>
+        <w:ind w:left="5040" w:hanging="360"/>
+      </w:pPr>
+    </w:lvl>
+    <w:lvl w:ilvl="7" w:tentative="1">
+      <w:start w:val="1"/>
+      <w:numFmt w:val="decimal"/>
+      <w:lvlText w:val="%8."/>
+      <w:lvlJc w:val="left"/>
+      <w:pPr>
+        <w:tabs>
+          <w:tab w:val="num" w:pos="5760"/>
+        </w:tabs>
+        <w:ind w:left="5760" w:hanging="360"/>
+      </w:pPr>
+    </w:lvl>
+    <w:lvl w:ilvl="8" w:tentative="1">
+      <w:start w:val="1"/>
+      <w:numFmt w:val="decimal"/>
+      <w:lvlText w:val="%9."/>
+      <w:lvlJc w:val="left"/>
+      <w:pPr>
+        <w:tabs>
+          <w:tab w:val="num" w:pos="6480"/>
+        </w:tabs>
+        <w:ind w:left="6480" w:hanging="360"/>
+      </w:pPr>
+    </w:lvl>
+  </w:abstractNum>
+  <w:abstractNum w:abstractNumId="5" w15:restartNumberingAfterBreak="0">
     <w:nsid w:val="1F8619B1"/>
     <w:multiLevelType w:val="hybridMultilevel"/>
     <w:tmpl w:val="85D249D8"/>
@@ -4259,7 +4849,128 @@
       </w:rPr>
     </w:lvl>
   </w:abstractNum>
-  <w:abstractNum w:abstractNumId="5" w15:restartNumberingAfterBreak="0">
+  <w:abstractNum w:abstractNumId="6" w15:restartNumberingAfterBreak="0">
+    <w:nsid w:val="20E8095F"/>
+    <w:multiLevelType w:val="multilevel"/>
+    <w:tmpl w:val="804C893C"/>
+    <w:lvl w:ilvl="0">
+      <w:start w:val="1"/>
+      <w:numFmt w:val="decimal"/>
+      <w:lvlText w:val="%1."/>
+      <w:lvlJc w:val="left"/>
+      <w:pPr>
+        <w:tabs>
+          <w:tab w:val="num" w:pos="720"/>
+        </w:tabs>
+        <w:ind w:left="720" w:hanging="360"/>
+      </w:pPr>
+    </w:lvl>
+    <w:lvl w:ilvl="1">
+      <w:start w:val="1"/>
+      <w:numFmt w:val="bullet"/>
+      <w:lvlText w:val="o"/>
+      <w:lvlJc w:val="left"/>
+      <w:pPr>
+        <w:tabs>
+          <w:tab w:val="num" w:pos="1440"/>
+        </w:tabs>
+        <w:ind w:left="1440" w:hanging="360"/>
+      </w:pPr>
+      <w:rPr>
+        <w:rFonts w:ascii="Courier New" w:hAnsi="Courier New" w:hint="default"/>
+        <w:sz w:val="20"/>
+      </w:rPr>
+    </w:lvl>
+    <w:lvl w:ilvl="2">
+      <w:start w:val="1"/>
+      <w:numFmt w:val="bullet"/>
+      <w:lvlText w:val=""/>
+      <w:lvlJc w:val="left"/>
+      <w:pPr>
+        <w:tabs>
+          <w:tab w:val="num" w:pos="2160"/>
+        </w:tabs>
+        <w:ind w:left="2160" w:hanging="360"/>
+      </w:pPr>
+      <w:rPr>
+        <w:rFonts w:ascii="Wingdings" w:hAnsi="Wingdings" w:hint="default"/>
+        <w:sz w:val="20"/>
+      </w:rPr>
+    </w:lvl>
+    <w:lvl w:ilvl="3" w:tentative="1">
+      <w:start w:val="1"/>
+      <w:numFmt w:val="decimal"/>
+      <w:lvlText w:val="%4."/>
+      <w:lvlJc w:val="left"/>
+      <w:pPr>
+        <w:tabs>
+          <w:tab w:val="num" w:pos="2880"/>
+        </w:tabs>
+        <w:ind w:left="2880" w:hanging="360"/>
+      </w:pPr>
+    </w:lvl>
+    <w:lvl w:ilvl="4" w:tentative="1">
+      <w:start w:val="1"/>
+      <w:numFmt w:val="decimal"/>
+      <w:lvlText w:val="%5."/>
+      <w:lvlJc w:val="left"/>
+      <w:pPr>
+        <w:tabs>
+          <w:tab w:val="num" w:pos="3600"/>
+        </w:tabs>
+        <w:ind w:left="3600" w:hanging="360"/>
+      </w:pPr>
+    </w:lvl>
+    <w:lvl w:ilvl="5" w:tentative="1">
+      <w:start w:val="1"/>
+      <w:numFmt w:val="decimal"/>
+      <w:lvlText w:val="%6."/>
+      <w:lvlJc w:val="left"/>
+      <w:pPr>
+        <w:tabs>
+          <w:tab w:val="num" w:pos="4320"/>
+        </w:tabs>
+        <w:ind w:left="4320" w:hanging="360"/>
+      </w:pPr>
+    </w:lvl>
+    <w:lvl w:ilvl="6" w:tentative="1">
+      <w:start w:val="1"/>
+      <w:numFmt w:val="decimal"/>
+      <w:lvlText w:val="%7."/>
+      <w:lvlJc w:val="left"/>
+      <w:pPr>
+        <w:tabs>
+          <w:tab w:val="num" w:pos="5040"/>
+        </w:tabs>
+        <w:ind w:left="5040" w:hanging="360"/>
+      </w:pPr>
+    </w:lvl>
+    <w:lvl w:ilvl="7" w:tentative="1">
+      <w:start w:val="1"/>
+      <w:numFmt w:val="decimal"/>
+      <w:lvlText w:val="%8."/>
+      <w:lvlJc w:val="left"/>
+      <w:pPr>
+        <w:tabs>
+          <w:tab w:val="num" w:pos="5760"/>
+        </w:tabs>
+        <w:ind w:left="5760" w:hanging="360"/>
+      </w:pPr>
+    </w:lvl>
+    <w:lvl w:ilvl="8" w:tentative="1">
+      <w:start w:val="1"/>
+      <w:numFmt w:val="decimal"/>
+      <w:lvlText w:val="%9."/>
+      <w:lvlJc w:val="left"/>
+      <w:pPr>
+        <w:tabs>
+          <w:tab w:val="num" w:pos="6480"/>
+        </w:tabs>
+        <w:ind w:left="6480" w:hanging="360"/>
+      </w:pPr>
+    </w:lvl>
+  </w:abstractNum>
+  <w:abstractNum w:abstractNumId="7" w15:restartNumberingAfterBreak="0">
     <w:nsid w:val="501D1FF3"/>
     <w:multiLevelType w:val="multilevel"/>
     <w:tmpl w:val="6876F784"/>
@@ -4369,7 +5080,7 @@
       </w:rPr>
     </w:lvl>
   </w:abstractNum>
-  <w:abstractNum w:abstractNumId="6" w15:restartNumberingAfterBreak="0">
+  <w:abstractNum w:abstractNumId="8" w15:restartNumberingAfterBreak="0">
     <w:nsid w:val="63E46575"/>
     <w:multiLevelType w:val="hybridMultilevel"/>
     <w:tmpl w:val="2638916A"/>
@@ -4459,7 +5170,7 @@
     <w:abstractNumId w:val="2"/>
   </w:num>
   <w:num w:numId="2">
-    <w:abstractNumId w:val="5"/>
+    <w:abstractNumId w:val="7"/>
   </w:num>
   <w:num w:numId="3">
     <w:abstractNumId w:val="3"/>
@@ -4471,10 +5182,16 @@
     <w:abstractNumId w:val="0"/>
   </w:num>
   <w:num w:numId="6">
-    <w:abstractNumId w:val="4"/>
+    <w:abstractNumId w:val="5"/>
   </w:num>
   <w:num w:numId="7">
+    <w:abstractNumId w:val="8"/>
+  </w:num>
+  <w:num w:numId="8">
     <w:abstractNumId w:val="6"/>
+  </w:num>
+  <w:num w:numId="9">
+    <w:abstractNumId w:val="4"/>
   </w:num>
   <w:numIdMacAtCleanup w:val="7"/>
 </w:numbering>
@@ -5370,6 +6087,31 @@
       <w:bCs/>
     </w:rPr>
   </w:style>
+  <w:style w:type="paragraph" w:styleId="NormalWeb">
+    <w:name w:val="Normal (Web)"/>
+    <w:basedOn w:val="Normal"/>
+    <w:uiPriority w:val="99"/>
+    <w:unhideWhenUsed/>
+    <w:rsid w:val="00D1135F"/>
+    <w:pPr>
+      <w:spacing w:before="100" w:beforeAutospacing="1" w:after="100" w:afterAutospacing="1" w:line="240" w:lineRule="auto"/>
+    </w:pPr>
+    <w:rPr>
+      <w:rFonts w:ascii="Times New Roman" w:eastAsia="Times New Roman" w:hAnsi="Times New Roman" w:cs="Times New Roman"/>
+      <w:lang w:eastAsia="en-US"/>
+    </w:rPr>
+  </w:style>
+  <w:style w:type="character" w:styleId="Emphasis">
+    <w:name w:val="Emphasis"/>
+    <w:basedOn w:val="DefaultParagraphFont"/>
+    <w:uiPriority w:val="20"/>
+    <w:qFormat/>
+    <w:rsid w:val="00D1135F"/>
+    <w:rPr>
+      <w:i/>
+      <w:iCs/>
+    </w:rPr>
+  </w:style>
 </w:styles>
 </file>
 
@@ -5694,21 +6436,6 @@
 </file>
 
 <file path=customXml/item1.xml><?xml version="1.0" encoding="utf-8"?>
-<p:properties xmlns:p="http://schemas.microsoft.com/office/2006/metadata/properties" xmlns:xsi="http://www.w3.org/2001/XMLSchema-instance" xmlns:pc="http://schemas.microsoft.com/office/infopath/2007/PartnerControls">
-  <documentManagement/>
-</p:properties>
-</file>
-
-<file path=customXml/item2.xml><?xml version="1.0" encoding="utf-8"?>
-<?mso-contentType ?>
-<FormTemplates xmlns="http://schemas.microsoft.com/sharepoint/v3/contenttype/forms">
-  <Display>DocumentLibraryForm</Display>
-  <Edit>DocumentLibraryForm</Edit>
-  <New>DocumentLibraryForm</New>
-</FormTemplates>
-</file>
-
-<file path=customXml/item3.xml><?xml version="1.0" encoding="utf-8"?>
 <ct:contentTypeSchema xmlns:ct="http://schemas.microsoft.com/office/2006/metadata/contentType" xmlns:ma="http://schemas.microsoft.com/office/2006/metadata/properties/metaAttributes" ct:_="" ma:_="" ma:contentTypeName="Document" ma:contentTypeID="0x010100ABA223F759147049B9D8A25DED07DD24" ma:contentTypeVersion="14" ma:contentTypeDescription="Create a new document." ma:contentTypeScope="" ma:versionID="754cccfe17833f4d06e0267dc9c12ab7">
   <xsd:schema xmlns:xsd="http://www.w3.org/2001/XMLSchema" xmlns:xs="http://www.w3.org/2001/XMLSchema" xmlns:p="http://schemas.microsoft.com/office/2006/metadata/properties" xmlns:ns3="cc9255bc-4d99-4f42-bba5-857cbcc6e725" xmlns:ns4="fc2bff61-6a31-4c51-9f32-b9bba46405e5" targetNamespace="http://schemas.microsoft.com/office/2006/metadata/properties" ma:root="true" ma:fieldsID="e32414dc8724dfdc561355c14801bc84" ns3:_="" ns4:_="">
     <xsd:import namespace="cc9255bc-4d99-4f42-bba5-857cbcc6e725"/>
@@ -5937,28 +6664,26 @@
 </ct:contentTypeSchema>
 </file>
 
+<file path=customXml/item2.xml><?xml version="1.0" encoding="utf-8"?>
+<?mso-contentType ?>
+<FormTemplates xmlns="http://schemas.microsoft.com/sharepoint/v3/contenttype/forms">
+  <Display>DocumentLibraryForm</Display>
+  <Edit>DocumentLibraryForm</Edit>
+  <New>DocumentLibraryForm</New>
+</FormTemplates>
+</file>
+
+<file path=customXml/item3.xml><?xml version="1.0" encoding="utf-8"?>
+<p:properties xmlns:p="http://schemas.microsoft.com/office/2006/metadata/properties" xmlns:xsi="http://www.w3.org/2001/XMLSchema-instance" xmlns:pc="http://schemas.microsoft.com/office/infopath/2007/PartnerControls">
+  <documentManagement/>
+</p:properties>
+</file>
+
 <file path=customXml/item4.xml><?xml version="1.0" encoding="utf-8"?>
 <b:Sources xmlns:b="http://schemas.openxmlformats.org/officeDocument/2006/bibliography" xmlns="http://schemas.openxmlformats.org/officeDocument/2006/bibliography" SelectedStyle="\APASixthEditionOfficeOnline.xsl" StyleName="APA" Version="6"/>
 </file>
 
 <file path=customXml/itemProps1.xml><?xml version="1.0" encoding="utf-8"?>
-<ds:datastoreItem xmlns:ds="http://schemas.openxmlformats.org/officeDocument/2006/customXml" ds:itemID="{1A5F5AF1-B05B-4704-B970-F66948F444EC}">
-  <ds:schemaRefs>
-    <ds:schemaRef ds:uri="http://schemas.microsoft.com/office/2006/metadata/properties"/>
-    <ds:schemaRef ds:uri="http://schemas.microsoft.com/office/infopath/2007/PartnerControls"/>
-  </ds:schemaRefs>
-</ds:datastoreItem>
-</file>
-
-<file path=customXml/itemProps2.xml><?xml version="1.0" encoding="utf-8"?>
-<ds:datastoreItem xmlns:ds="http://schemas.openxmlformats.org/officeDocument/2006/customXml" ds:itemID="{7BFD71E4-33D5-445D-9CFC-21F1C7989C0E}">
-  <ds:schemaRefs>
-    <ds:schemaRef ds:uri="http://schemas.microsoft.com/sharepoint/v3/contenttype/forms"/>
-  </ds:schemaRefs>
-</ds:datastoreItem>
-</file>
-
-<file path=customXml/itemProps3.xml><?xml version="1.0" encoding="utf-8"?>
 <ds:datastoreItem xmlns:ds="http://schemas.openxmlformats.org/officeDocument/2006/customXml" ds:itemID="{DDA83A75-2CCD-4D1B-9315-5B4B38A21415}">
   <ds:schemaRefs>
     <ds:schemaRef ds:uri="http://schemas.microsoft.com/office/2006/metadata/contentType"/>
@@ -5977,6 +6702,23 @@
 </ds:datastoreItem>
 </file>
 
+<file path=customXml/itemProps2.xml><?xml version="1.0" encoding="utf-8"?>
+<ds:datastoreItem xmlns:ds="http://schemas.openxmlformats.org/officeDocument/2006/customXml" ds:itemID="{7BFD71E4-33D5-445D-9CFC-21F1C7989C0E}">
+  <ds:schemaRefs>
+    <ds:schemaRef ds:uri="http://schemas.microsoft.com/sharepoint/v3/contenttype/forms"/>
+  </ds:schemaRefs>
+</ds:datastoreItem>
+</file>
+
+<file path=customXml/itemProps3.xml><?xml version="1.0" encoding="utf-8"?>
+<ds:datastoreItem xmlns:ds="http://schemas.openxmlformats.org/officeDocument/2006/customXml" ds:itemID="{1A5F5AF1-B05B-4704-B970-F66948F444EC}">
+  <ds:schemaRefs>
+    <ds:schemaRef ds:uri="http://schemas.microsoft.com/office/2006/metadata/properties"/>
+    <ds:schemaRef ds:uri="http://schemas.microsoft.com/office/infopath/2007/PartnerControls"/>
+  </ds:schemaRefs>
+</ds:datastoreItem>
+</file>
+
 <file path=customXml/itemProps4.xml><?xml version="1.0" encoding="utf-8"?>
 <ds:datastoreItem xmlns:ds="http://schemas.openxmlformats.org/officeDocument/2006/customXml" ds:itemID="{345D17CB-5119-4DF8-9795-5E86AB47D697}">
   <ds:schemaRefs>
